--- a/6.1-ARCHIVOS-MAESTROS-LGRD22/C0-Principios/3. Presentación del libro.docx
+++ b/6.1-ARCHIVOS-MAESTROS-LGRD22/C0-Principios/3. Presentación del libro.docx
@@ -1,268 +1,264 @@
 
 <file path=word/document.xml><?xml version="1.0" encoding="utf-8"?>
-<w:document xmlns:mc="http://schemas.openxmlformats.org/markup-compatibility/2006" xmlns:o="urn:schemas-microsoft-com:office:office" xmlns:r="http://schemas.openxmlformats.org/officeDocument/2006/relationships" xmlns:m="http://schemas.openxmlformats.org/officeDocument/2006/math" xmlns:v="urn:schemas-microsoft-com:vml" xmlns:wp="http://schemas.openxmlformats.org/drawingml/2006/wordprocessingDrawing" xmlns:w10="urn:schemas-microsoft-com:office:word" xmlns:w="http://schemas.openxmlformats.org/wordprocessingml/2006/main" xmlns:wne="http://schemas.microsoft.com/office/word/2006/wordml" xmlns:sl="http://schemas.openxmlformats.org/schemaLibrary/2006/main" xmlns:a="http://schemas.openxmlformats.org/drawingml/2006/main" xmlns:pic="http://schemas.openxmlformats.org/drawingml/2006/picture" xmlns:c="http://schemas.openxmlformats.org/drawingml/2006/chart" xmlns:lc="http://schemas.openxmlformats.org/drawingml/2006/lockedCanvas" xmlns:dgm="http://schemas.openxmlformats.org/drawingml/2006/diagram" xmlns:wps="http://schemas.microsoft.com/office/word/2010/wordprocessingShape" xmlns:wpg="http://schemas.microsoft.com/office/word/2010/wordprocessingGroup" xmlns:w14="http://schemas.microsoft.com/office/word/2010/wordml" xmlns:w15="http://schemas.microsoft.com/office/word/2012/wordml">
+<w:document xmlns:wpc="http://schemas.microsoft.com/office/word/2010/wordprocessingCanvas" xmlns:cx="http://schemas.microsoft.com/office/drawing/2014/chartex" xmlns:cx1="http://schemas.microsoft.com/office/drawing/2015/9/8/chartex" xmlns:cx2="http://schemas.microsoft.com/office/drawing/2015/10/21/chartex" xmlns:cx3="http://schemas.microsoft.com/office/drawing/2016/5/9/chartex" xmlns:cx4="http://schemas.microsoft.com/office/drawing/2016/5/10/chartex" xmlns:cx5="http://schemas.microsoft.com/office/drawing/2016/5/11/chartex" xmlns:cx6="http://schemas.microsoft.com/office/drawing/2016/5/12/chartex" xmlns:cx7="http://schemas.microsoft.com/office/drawing/2016/5/13/chartex" xmlns:cx8="http://schemas.microsoft.com/office/drawing/2016/5/14/chartex" xmlns:mc="http://schemas.openxmlformats.org/markup-compatibility/2006" xmlns:aink="http://schemas.microsoft.com/office/drawing/2016/ink" xmlns:am3d="http://schemas.microsoft.com/office/drawing/2017/model3d" xmlns:o="urn:schemas-microsoft-com:office:office" xmlns:oel="http://schemas.microsoft.com/office/2019/extlst" xmlns:r="http://schemas.openxmlformats.org/officeDocument/2006/relationships" xmlns:m="http://schemas.openxmlformats.org/officeDocument/2006/math" xmlns:v="urn:schemas-microsoft-com:vml" xmlns:wp14="http://schemas.microsoft.com/office/word/2010/wordprocessingDrawing" xmlns:wp="http://schemas.openxmlformats.org/drawingml/2006/wordprocessingDrawing" xmlns:w10="urn:schemas-microsoft-com:office:word" xmlns:w="http://schemas.openxmlformats.org/wordprocessingml/2006/main" xmlns:w14="http://schemas.microsoft.com/office/word/2010/wordml" xmlns:w15="http://schemas.microsoft.com/office/word/2012/wordml" xmlns:w16cex="http://schemas.microsoft.com/office/word/2018/wordml/cex" xmlns:w16cid="http://schemas.microsoft.com/office/word/2016/wordml/cid" xmlns:w16="http://schemas.microsoft.com/office/word/2018/wordml" xmlns:w16du="http://schemas.microsoft.com/office/word/2023/wordml/word16du" xmlns:w16sdtdh="http://schemas.microsoft.com/office/word/2020/wordml/sdtdatahash" xmlns:w16sdtfl="http://schemas.microsoft.com/office/word/2024/wordml/sdtformatlock" xmlns:w16se="http://schemas.microsoft.com/office/word/2015/wordml/symex" xmlns:wpg="http://schemas.microsoft.com/office/word/2010/wordprocessingGroup" xmlns:wpi="http://schemas.microsoft.com/office/word/2010/wordprocessingInk" xmlns:wne="http://schemas.microsoft.com/office/word/2006/wordml" xmlns:wps="http://schemas.microsoft.com/office/word/2010/wordprocessingShape" mc:Ignorable="w14 w15 w16se w16cid w16 w16cex w16sdtdh w16sdtfl w16du wp14">
   <w:body>
     <w:p>
       <w:pPr>
+        <w:pStyle w:val="Ttulo1"/>
+        <w:jc w:val="center"/>
+        <w:rPr>
+          <w:color w:val="FF0000"/>
+        </w:rPr>
+      </w:pPr>
+      <w:r>
+        <w:t>Presentación del libro</w:t>
+      </w:r>
+    </w:p>
+    <w:p>
+      <w:pPr>
         <w:spacing w:after="160" w:line="259" w:lineRule="auto"/>
-        <w:jc w:val="center"/>
-        <w:rPr>
-          <w:rFonts w:ascii="Times New Roman" w:cs="Times New Roman" w:eastAsia="Times New Roman" w:hAnsi="Times New Roman"/>
-          <w:b w:val="1"/>
-          <w:color w:val="ff0000"/>
-        </w:rPr>
-      </w:pPr>
-      <w:r>
-        <w:rPr>
-          <w:rFonts w:ascii="Times New Roman" w:cs="Times New Roman" w:eastAsia="Times New Roman" w:hAnsi="Times New Roman"/>
-          <w:b w:val="1"/>
-          <w:rtl w:val="0"/>
-        </w:rPr>
-        <w:t xml:space="preserve">Presentación del libro </w:t>
-      </w:r>
-      <w:r>
-        <w:rPr>
-          <w:rFonts w:ascii="Times New Roman" w:cs="Times New Roman" w:eastAsia="Times New Roman" w:hAnsi="Times New Roman"/>
-          <w:b w:val="1"/>
-          <w:color w:val="ff0000"/>
-          <w:rtl w:val="0"/>
-        </w:rPr>
-        <w:t xml:space="preserve">(versión, enero 15 de 2023 por aprobar por el Director)</w:t>
+        <w:rPr>
+          <w:rFonts w:ascii="Times New Roman" w:eastAsia="Times New Roman" w:hAnsi="Times New Roman" w:cs="Times New Roman"/>
+        </w:rPr>
+      </w:pPr>
+      <w:r>
+        <w:rPr>
+          <w:rFonts w:ascii="Times New Roman" w:eastAsia="Times New Roman" w:hAnsi="Times New Roman" w:cs="Times New Roman"/>
+        </w:rPr>
+        <w:t>La ciencia, la tecnología y la innovación son fundamentales para tomar decisiones informadas en gestión de riesgos y adaptación al cambio climático. Los riesgos y los efectos del cambio climático no se manifiestan solamente en la exposición de la población y sus bienes a los posibles efectos de una amenaza. Los riesgos son construidos socialmente y constituyen una manifestación o un síntoma de un conjunto de procesos de ocupación del territorio y de explotación de recursos que han conllevado, históricamente</w:t>
+      </w:r>
+      <w:r>
+        <w:rPr>
+          <w:rFonts w:ascii="Times New Roman" w:eastAsia="Times New Roman" w:hAnsi="Times New Roman" w:cs="Times New Roman"/>
+        </w:rPr>
+        <w:t>, al incremento de la pobreza, la desigualdad, el deterioro ambiental y al aumento de la vulnerabilidad de la población, riesgos que al materializarse constituyen los desastres. La crisis climática tiene el potencial de exacerbar estas problemáticas conduciendo a crisis de seguridad alimentaria y de migración climática de comunidades vulnerables, con potenciales efectos sobre la estabilidad política regional y nacional.</w:t>
       </w:r>
     </w:p>
     <w:p>
       <w:pPr>
         <w:spacing w:after="160" w:line="259" w:lineRule="auto"/>
         <w:rPr>
-          <w:rFonts w:ascii="Times New Roman" w:cs="Times New Roman" w:eastAsia="Times New Roman" w:hAnsi="Times New Roman"/>
-        </w:rPr>
-      </w:pPr>
-      <w:r>
-        <w:rPr>
-          <w:rFonts w:ascii="Times New Roman" w:cs="Times New Roman" w:eastAsia="Times New Roman" w:hAnsi="Times New Roman"/>
-          <w:rtl w:val="0"/>
-        </w:rPr>
-        <w:t xml:space="preserve">La ciencia, la tecnología y la innovación son fundamentales para tomar decisiones informadas en gestión de riesgos y adaptación al cambio climático. Los riesgos y los efectos del cambio climático no se manifiestan solamente en la exposición de la población y sus bienes a los posibles efectos de una amenaza. Los riesgos son construidos socialmente y constituyen una manifestación o un síntoma de un conjunto de procesos de ocupación del territorio y de explotación de recursos que han conllevado, históricamente, al incremento de la pobreza, la desigualdad, el deterioro ambiental y al aumento de la vulnerabilidad de la población, riesgos que al materializarse constituyen los desastres. La crisis climática tiene el potencial de exacerbar estas problemáticas conduciendo a crisis de seguridad alimentaria y de migración climática de comunidades vulnerables, con potenciales efectos sobre la estabilidad política regional y nacional.</w:t>
+          <w:rFonts w:ascii="Times New Roman" w:eastAsia="Times New Roman" w:hAnsi="Times New Roman" w:cs="Times New Roman"/>
+        </w:rPr>
+      </w:pPr>
+      <w:r>
+        <w:rPr>
+          <w:rFonts w:ascii="Times New Roman" w:eastAsia="Times New Roman" w:hAnsi="Times New Roman" w:cs="Times New Roman"/>
+        </w:rPr>
+        <w:t>La temporada de lluvias ocasionada por el fenómeno de La Niña de 2022 ha sido una de las más intensas en los últimos 40 años y ha afectado a todo el país. Los efectos del ciclón tropical Julia también se hicieron sentir sobre el archipiélago de San Andrés y Providencia. En el marco del desarrollo del fenómeno La Niña, se ha presentado una situación en la cual eventos pequeños y medianos con efectos acumulativos han ocurrido durante un amplio período de tiempo, que aún no se ha cerrado, situación que hizo ne</w:t>
+      </w:r>
+      <w:r>
+        <w:rPr>
+          <w:rFonts w:ascii="Times New Roman" w:eastAsia="Times New Roman" w:hAnsi="Times New Roman" w:cs="Times New Roman"/>
+        </w:rPr>
+        <w:t xml:space="preserve">cesaria la declaratoria de situación de desastre nacional declarada mediante el decreto 2113 de 2022 por parte del Gobierno Nacional. </w:t>
       </w:r>
     </w:p>
     <w:p>
       <w:pPr>
         <w:spacing w:after="160" w:line="259" w:lineRule="auto"/>
         <w:rPr>
-          <w:rFonts w:ascii="Times New Roman" w:cs="Times New Roman" w:eastAsia="Times New Roman" w:hAnsi="Times New Roman"/>
-        </w:rPr>
-      </w:pPr>
-      <w:r>
-        <w:rPr>
-          <w:rFonts w:ascii="Times New Roman" w:cs="Times New Roman" w:eastAsia="Times New Roman" w:hAnsi="Times New Roman"/>
-          <w:rtl w:val="0"/>
-        </w:rPr>
-        <w:t xml:space="preserve">La temporada de lluvias ocasionada por el fenómeno de La Niña de 2022 ha sido una de las más intensas en los últimos 40 años y ha afectado a todo el país. Los efectos del ciclón tropical Julia también se hicieron sentir sobre el archipiélago de San Andrés y Providencia. En el marco del desarrollo del fenómeno La Niña, se ha presentado una situación en la cual eventos pequeños y medianos con efectos acumulativos han ocurrido durante un amplio período de tiempo, que aún no se ha cerrado, situación que hizo necesaria la declaratoria de situación de desastre nacional declarada mediante el decreto 2113 de 2022 por parte del Gobierno Nacional. </w:t>
+          <w:rFonts w:ascii="Times New Roman" w:eastAsia="Times New Roman" w:hAnsi="Times New Roman" w:cs="Times New Roman"/>
+        </w:rPr>
+      </w:pPr>
+      <w:r>
+        <w:rPr>
+          <w:rFonts w:ascii="Times New Roman" w:eastAsia="Times New Roman" w:hAnsi="Times New Roman" w:cs="Times New Roman"/>
+        </w:rPr>
+        <w:t xml:space="preserve">Describo como “el ciclo fatal” de la gestión de riesgo de desastres como aquel que requiere la inversión continua en cada vez más y más obras, pero sin llevar a una reducción efectiva del riesgo. Quisiéramos creer que aprendemos de cada desastre y que estamos mejor adaptados para manejar el próximo; pero en medio del “ciclo fatal” factores constitutivos del riesgo como la exposición y la vulnerabilidad aumentan a través del tiempo en zonas críticas del país. </w:t>
       </w:r>
     </w:p>
     <w:p>
       <w:pPr>
         <w:spacing w:after="160" w:line="259" w:lineRule="auto"/>
         <w:rPr>
-          <w:rFonts w:ascii="Times New Roman" w:cs="Times New Roman" w:eastAsia="Times New Roman" w:hAnsi="Times New Roman"/>
-        </w:rPr>
-      </w:pPr>
-      <w:r>
-        <w:rPr>
-          <w:rFonts w:ascii="Times New Roman" w:cs="Times New Roman" w:eastAsia="Times New Roman" w:hAnsi="Times New Roman"/>
-          <w:rtl w:val="0"/>
-        </w:rPr>
-        <w:t xml:space="preserve">Describo como “el ciclo fatal” de la gestión de riesgo de desastres como aquel que requiere la inversión continua en cada vez más y más obras, pero sin llevar a una reducción efectiva del riesgo. Quisiéramos creer que aprendemos de cada desastre y que estamos mejor adaptados para manejar el próximo; pero en medio del “ciclo fatal” factores constitutivos del riesgo como la exposición y la vulnerabilidad aumentan a través del tiempo en zonas críticas del país. </w:t>
+          <w:rFonts w:ascii="Times New Roman" w:eastAsia="Times New Roman" w:hAnsi="Times New Roman" w:cs="Times New Roman"/>
+        </w:rPr>
+      </w:pPr>
+      <w:r>
+        <w:rPr>
+          <w:rFonts w:ascii="Times New Roman" w:eastAsia="Times New Roman" w:hAnsi="Times New Roman" w:cs="Times New Roman"/>
+        </w:rPr>
+        <w:t xml:space="preserve">Salir del ciclo fatal implica adaptarse a los eventos extremos de variabilidad climática y al cambio climático, pero sobre todo necesita un cambio de paradigma y el mejor ejemplo es la Mojana.  </w:t>
       </w:r>
     </w:p>
     <w:p>
       <w:pPr>
         <w:spacing w:after="160" w:line="259" w:lineRule="auto"/>
         <w:rPr>
-          <w:rFonts w:ascii="Times New Roman" w:cs="Times New Roman" w:eastAsia="Times New Roman" w:hAnsi="Times New Roman"/>
-        </w:rPr>
-      </w:pPr>
-      <w:r>
-        <w:rPr>
-          <w:rFonts w:ascii="Times New Roman" w:cs="Times New Roman" w:eastAsia="Times New Roman" w:hAnsi="Times New Roman"/>
-          <w:rtl w:val="0"/>
-        </w:rPr>
-        <w:t xml:space="preserve">Salir del ciclo fatal implica adaptarse a los eventos extremos de variabilidad climática y al cambio climático, pero sobre todo necesita un cambio de paradigma y el mejor ejemplo es la Mojana.  </w:t>
+          <w:rFonts w:ascii="Times New Roman" w:eastAsia="Times New Roman" w:hAnsi="Times New Roman" w:cs="Times New Roman"/>
+        </w:rPr>
+      </w:pPr>
+      <w:r>
+        <w:rPr>
+          <w:rFonts w:ascii="Times New Roman" w:eastAsia="Times New Roman" w:hAnsi="Times New Roman" w:cs="Times New Roman"/>
+        </w:rPr>
+        <w:t>Invertir en gestión del riesgo con el enfoque tradicional no reduce sustancialmente los daños por inundaciones si las personas continúan asentándose en las zonas inundables, ya que la exposición y la vulnerabilidad están indisolublemente unidas. Las poblaciones expuestas a inundaciones a menudo lo están por necesidad y sin elección propia. Esto significa que independientemente del incremento de las amenazas originadas en variabilidad climática o el cambio climático, su impacto aumentará si no abordamos dire</w:t>
+      </w:r>
+      <w:r>
+        <w:rPr>
+          <w:rFonts w:ascii="Times New Roman" w:eastAsia="Times New Roman" w:hAnsi="Times New Roman" w:cs="Times New Roman"/>
+        </w:rPr>
+        <w:t xml:space="preserve">ctamente los factores socioeconómicos que las causan. </w:t>
       </w:r>
     </w:p>
     <w:p>
       <w:pPr>
         <w:spacing w:after="160" w:line="259" w:lineRule="auto"/>
         <w:rPr>
-          <w:rFonts w:ascii="Times New Roman" w:cs="Times New Roman" w:eastAsia="Times New Roman" w:hAnsi="Times New Roman"/>
-        </w:rPr>
-      </w:pPr>
-      <w:r>
-        <w:rPr>
-          <w:rFonts w:ascii="Times New Roman" w:cs="Times New Roman" w:eastAsia="Times New Roman" w:hAnsi="Times New Roman"/>
-          <w:rtl w:val="0"/>
-        </w:rPr>
-        <w:t xml:space="preserve">Invertir en gestión del riesgo con el enfoque tradicional no reduce sustancialmente los daños por inundaciones si las personas continúan asentándose en las zonas inundables, ya que la exposición y la vulnerabilidad están indisolublemente unidas. Las poblaciones expuestas a inundaciones a menudo lo están por necesidad y sin elección propia. Esto significa que independientemente del incremento de las amenazas originadas en variabilidad climática o el cambio climático, su impacto aumentará si no abordamos directamente los factores socioeconómicos que las causan. </w:t>
+          <w:rFonts w:ascii="Times New Roman" w:eastAsia="Times New Roman" w:hAnsi="Times New Roman" w:cs="Times New Roman"/>
+        </w:rPr>
+      </w:pPr>
+      <w:r>
+        <w:rPr>
+          <w:rFonts w:ascii="Times New Roman" w:eastAsia="Times New Roman" w:hAnsi="Times New Roman" w:cs="Times New Roman"/>
+        </w:rPr>
+        <w:t xml:space="preserve">Esta es una de las razones por las que iniciamos un programa nacional de reasentamiento que dignifique la calidad de vida de la población vulnerable, donde son centrales el uso de soluciones basadas en la naturaleza y el ordenamiento del territorio en torno al agua, siempre haciendo partícipes a las comunidades. </w:t>
       </w:r>
     </w:p>
     <w:p>
       <w:pPr>
         <w:spacing w:after="160" w:line="259" w:lineRule="auto"/>
         <w:rPr>
-          <w:rFonts w:ascii="Times New Roman" w:cs="Times New Roman" w:eastAsia="Times New Roman" w:hAnsi="Times New Roman"/>
-        </w:rPr>
-      </w:pPr>
-      <w:r>
-        <w:rPr>
-          <w:rFonts w:ascii="Times New Roman" w:cs="Times New Roman" w:eastAsia="Times New Roman" w:hAnsi="Times New Roman"/>
-          <w:rtl w:val="0"/>
-        </w:rPr>
-        <w:t xml:space="preserve">Esta es una de las razones por las que iniciamos un programa nacional de reasentamiento que dignifique la calidad de vida de la población vulnerable, donde son centrales el uso de soluciones basadas en la naturaleza y el ordenamiento del territorio en torno al agua, siempre haciendo partícipes a las comunidades. </w:t>
-      </w:r>
-    </w:p>
-    <w:p>
-      <w:pPr>
-        <w:spacing w:after="160" w:line="259" w:lineRule="auto"/>
-        <w:rPr>
-          <w:rFonts w:ascii="Times New Roman" w:cs="Times New Roman" w:eastAsia="Times New Roman" w:hAnsi="Times New Roman"/>
-        </w:rPr>
-      </w:pPr>
-      <w:r>
-        <w:rPr>
-          <w:rFonts w:ascii="Times New Roman" w:cs="Times New Roman" w:eastAsia="Times New Roman" w:hAnsi="Times New Roman"/>
-          <w:rtl w:val="0"/>
-        </w:rPr>
-        <w:t xml:space="preserve">El libro de investigaciones en gestión del riesgo se ha convertido en un punto de encuentro para la comunidad profesional y científica del país, a quienes invitamos en los próximos años a continuar divulgando sus hallazgos de investigación sobre la ciencia de los desastres y el cambio climático.</w:t>
+          <w:rFonts w:ascii="Times New Roman" w:eastAsia="Times New Roman" w:hAnsi="Times New Roman" w:cs="Times New Roman"/>
+        </w:rPr>
+      </w:pPr>
+      <w:r>
+        <w:rPr>
+          <w:rFonts w:ascii="Times New Roman" w:eastAsia="Times New Roman" w:hAnsi="Times New Roman" w:cs="Times New Roman"/>
+        </w:rPr>
+        <w:t>El libro de investigaciones en gestión del riesgo se ha convertido en un punto de encuentro para la comunidad profesional y científica del país, a quienes invitamos en los próximos años a continuar divulgando sus hallazgos de investigación sobre la ciencia de los desastres y el cambio climático.</w:t>
       </w:r>
     </w:p>
     <w:p>
       <w:pPr>
         <w:spacing w:after="0" w:line="240" w:lineRule="auto"/>
         <w:rPr>
-          <w:rFonts w:ascii="Times New Roman" w:cs="Times New Roman" w:eastAsia="Times New Roman" w:hAnsi="Times New Roman"/>
-          <w:b w:val="1"/>
-        </w:rPr>
-      </w:pPr>
-      <w:r>
-        <w:rPr>
-          <w:rFonts w:ascii="Times New Roman" w:cs="Times New Roman" w:eastAsia="Times New Roman" w:hAnsi="Times New Roman"/>
-          <w:b w:val="1"/>
-          <w:rtl w:val="0"/>
-        </w:rPr>
-        <w:t xml:space="preserve">Javier Pava Sánchez</w:t>
+          <w:rFonts w:ascii="Times New Roman" w:eastAsia="Times New Roman" w:hAnsi="Times New Roman" w:cs="Times New Roman"/>
+          <w:b/>
+        </w:rPr>
+      </w:pPr>
+      <w:r>
+        <w:rPr>
+          <w:rFonts w:ascii="Times New Roman" w:eastAsia="Times New Roman" w:hAnsi="Times New Roman" w:cs="Times New Roman"/>
+          <w:b/>
+        </w:rPr>
+        <w:lastRenderedPageBreak/>
+        <w:t>Javier Pava Sánchez</w:t>
       </w:r>
     </w:p>
     <w:p>
       <w:pPr>
         <w:spacing w:after="0" w:line="240" w:lineRule="auto"/>
         <w:rPr>
-          <w:rFonts w:ascii="Times New Roman" w:cs="Times New Roman" w:eastAsia="Times New Roman" w:hAnsi="Times New Roman"/>
-          <w:b w:val="1"/>
-        </w:rPr>
-      </w:pPr>
-      <w:r>
-        <w:rPr>
-          <w:rFonts w:ascii="Times New Roman" w:cs="Times New Roman" w:eastAsia="Times New Roman" w:hAnsi="Times New Roman"/>
-          <w:b w:val="1"/>
-          <w:rtl w:val="0"/>
-        </w:rPr>
-        <w:t xml:space="preserve">Director General</w:t>
+          <w:rFonts w:ascii="Times New Roman" w:eastAsia="Times New Roman" w:hAnsi="Times New Roman" w:cs="Times New Roman"/>
+          <w:b/>
+        </w:rPr>
+      </w:pPr>
+      <w:r>
+        <w:rPr>
+          <w:rFonts w:ascii="Times New Roman" w:eastAsia="Times New Roman" w:hAnsi="Times New Roman" w:cs="Times New Roman"/>
+          <w:b/>
+        </w:rPr>
+        <w:t>Director General</w:t>
       </w:r>
     </w:p>
     <w:p>
       <w:pPr>
         <w:spacing w:after="0" w:line="240" w:lineRule="auto"/>
         <w:rPr>
-          <w:rFonts w:ascii="Times New Roman" w:cs="Times New Roman" w:eastAsia="Times New Roman" w:hAnsi="Times New Roman"/>
-          <w:b w:val="1"/>
-        </w:rPr>
-      </w:pPr>
-      <w:r>
-        <w:rPr>
-          <w:rFonts w:ascii="Times New Roman" w:cs="Times New Roman" w:eastAsia="Times New Roman" w:hAnsi="Times New Roman"/>
-          <w:b w:val="1"/>
-          <w:rtl w:val="0"/>
-        </w:rPr>
-        <w:t xml:space="preserve">Unidad Nacional para la Gestión del Riesgo de Desastres</w:t>
+          <w:rFonts w:ascii="Times New Roman" w:eastAsia="Times New Roman" w:hAnsi="Times New Roman" w:cs="Times New Roman"/>
+          <w:b/>
+        </w:rPr>
+      </w:pPr>
+      <w:r>
+        <w:rPr>
+          <w:rFonts w:ascii="Times New Roman" w:eastAsia="Times New Roman" w:hAnsi="Times New Roman" w:cs="Times New Roman"/>
+          <w:b/>
+        </w:rPr>
+        <w:t>Unidad Nacional para la Gestión del Riesgo de Desastres</w:t>
       </w:r>
     </w:p>
     <w:p>
       <w:pPr>
         <w:spacing w:after="0" w:line="240" w:lineRule="auto"/>
         <w:rPr>
-          <w:rFonts w:ascii="Times New Roman" w:cs="Times New Roman" w:eastAsia="Times New Roman" w:hAnsi="Times New Roman"/>
-          <w:b w:val="1"/>
-        </w:rPr>
-      </w:pPr>
-      <w:r>
-        <w:rPr>
-          <w:rFonts w:ascii="Times New Roman" w:cs="Times New Roman" w:eastAsia="Times New Roman" w:hAnsi="Times New Roman"/>
-          <w:b w:val="1"/>
-          <w:rtl w:val="0"/>
-        </w:rPr>
-        <w:t xml:space="preserve">República de Colombia</w:t>
-      </w:r>
-      <w:r>
-        <w:rPr>
-          <w:rtl w:val="0"/>
-        </w:rPr>
+          <w:rFonts w:ascii="Times New Roman" w:eastAsia="Times New Roman" w:hAnsi="Times New Roman" w:cs="Times New Roman"/>
+          <w:b/>
+        </w:rPr>
+      </w:pPr>
+      <w:r>
+        <w:rPr>
+          <w:rFonts w:ascii="Times New Roman" w:eastAsia="Times New Roman" w:hAnsi="Times New Roman" w:cs="Times New Roman"/>
+          <w:b/>
+        </w:rPr>
+        <w:t>República de Colombia</w:t>
       </w:r>
     </w:p>
     <w:sectPr>
-      <w:headerReference r:id="rId7" w:type="default"/>
-      <w:footerReference r:id="rId8" w:type="default"/>
-      <w:pgSz w:h="15840" w:w="12240" w:orient="portrait"/>
-      <w:pgMar w:bottom="1418" w:top="1814" w:left="1418" w:right="1418" w:header="397" w:footer="964"/>
+      <w:headerReference w:type="default" r:id="rId7"/>
+      <w:footerReference w:type="default" r:id="rId8"/>
+      <w:pgSz w:w="12240" w:h="15840"/>
+      <w:pgMar w:top="1814" w:right="1418" w:bottom="1418" w:left="1418" w:header="397" w:footer="964" w:gutter="0"/>
       <w:pgNumType w:start="1"/>
+      <w:cols w:space="720"/>
     </w:sectPr>
   </w:body>
 </w:document>
 </file>
 
+<file path=word/endnotes.xml><?xml version="1.0" encoding="utf-8"?>
+<w:endnotes xmlns:wpc="http://schemas.microsoft.com/office/word/2010/wordprocessingCanvas" xmlns:cx="http://schemas.microsoft.com/office/drawing/2014/chartex" xmlns:cx1="http://schemas.microsoft.com/office/drawing/2015/9/8/chartex" xmlns:cx2="http://schemas.microsoft.com/office/drawing/2015/10/21/chartex" xmlns:cx3="http://schemas.microsoft.com/office/drawing/2016/5/9/chartex" xmlns:cx4="http://schemas.microsoft.com/office/drawing/2016/5/10/chartex" xmlns:cx5="http://schemas.microsoft.com/office/drawing/2016/5/11/chartex" xmlns:cx6="http://schemas.microsoft.com/office/drawing/2016/5/12/chartex" xmlns:cx7="http://schemas.microsoft.com/office/drawing/2016/5/13/chartex" xmlns:cx8="http://schemas.microsoft.com/office/drawing/2016/5/14/chartex" xmlns:mc="http://schemas.openxmlformats.org/markup-compatibility/2006" xmlns:aink="http://schemas.microsoft.com/office/drawing/2016/ink" xmlns:am3d="http://schemas.microsoft.com/office/drawing/2017/model3d" xmlns:o="urn:schemas-microsoft-com:office:office" xmlns:oel="http://schemas.microsoft.com/office/2019/extlst" xmlns:r="http://schemas.openxmlformats.org/officeDocument/2006/relationships" xmlns:m="http://schemas.openxmlformats.org/officeDocument/2006/math" xmlns:v="urn:schemas-microsoft-com:vml" xmlns:wp14="http://schemas.microsoft.com/office/word/2010/wordprocessingDrawing" xmlns:wp="http://schemas.openxmlformats.org/drawingml/2006/wordprocessingDrawing" xmlns:w10="urn:schemas-microsoft-com:office:word" xmlns:w="http://schemas.openxmlformats.org/wordprocessingml/2006/main" xmlns:w14="http://schemas.microsoft.com/office/word/2010/wordml" xmlns:w15="http://schemas.microsoft.com/office/word/2012/wordml" xmlns:w16cex="http://schemas.microsoft.com/office/word/2018/wordml/cex" xmlns:w16cid="http://schemas.microsoft.com/office/word/2016/wordml/cid" xmlns:w16="http://schemas.microsoft.com/office/word/2018/wordml" xmlns:w16du="http://schemas.microsoft.com/office/word/2023/wordml/word16du" xmlns:w16sdtdh="http://schemas.microsoft.com/office/word/2020/wordml/sdtdatahash" xmlns:w16sdtfl="http://schemas.microsoft.com/office/word/2024/wordml/sdtformatlock" xmlns:w16se="http://schemas.microsoft.com/office/word/2015/wordml/symex" xmlns:wpg="http://schemas.microsoft.com/office/word/2010/wordprocessingGroup" xmlns:wpi="http://schemas.microsoft.com/office/word/2010/wordprocessingInk" xmlns:wne="http://schemas.microsoft.com/office/word/2006/wordml" xmlns:wps="http://schemas.microsoft.com/office/word/2010/wordprocessingShape" mc:Ignorable="w14 w15 w16se w16cid w16 w16cex w16sdtdh w16sdtfl w16du wp14">
+  <w:endnote w:type="separator" w:id="-1">
+    <w:p>
+      <w:pPr>
+        <w:spacing w:after="0" w:line="240" w:lineRule="auto"/>
+      </w:pPr>
+      <w:r>
+        <w:separator/>
+      </w:r>
+    </w:p>
+  </w:endnote>
+  <w:endnote w:type="continuationSeparator" w:id="0">
+    <w:p>
+      <w:pPr>
+        <w:spacing w:after="0" w:line="240" w:lineRule="auto"/>
+      </w:pPr>
+      <w:r>
+        <w:continuationSeparator/>
+      </w:r>
+    </w:p>
+  </w:endnote>
+</w:endnotes>
+</file>
+
 <file path=word/footer1.xml><?xml version="1.0" encoding="utf-8"?>
-<w:ftr xmlns:mc="http://schemas.openxmlformats.org/markup-compatibility/2006" xmlns:o="urn:schemas-microsoft-com:office:office" xmlns:r="http://schemas.openxmlformats.org/officeDocument/2006/relationships" xmlns:m="http://schemas.openxmlformats.org/officeDocument/2006/math" xmlns:v="urn:schemas-microsoft-com:vml" xmlns:wp="http://schemas.openxmlformats.org/drawingml/2006/wordprocessingDrawing" xmlns:w10="urn:schemas-microsoft-com:office:word" xmlns:w="http://schemas.openxmlformats.org/wordprocessingml/2006/main" xmlns:wne="http://schemas.microsoft.com/office/word/2006/wordml" xmlns:sl="http://schemas.openxmlformats.org/schemaLibrary/2006/main" xmlns:a="http://schemas.openxmlformats.org/drawingml/2006/main" xmlns:pic="http://schemas.openxmlformats.org/drawingml/2006/picture" xmlns:c="http://schemas.openxmlformats.org/drawingml/2006/chart" xmlns:lc="http://schemas.openxmlformats.org/drawingml/2006/lockedCanvas" xmlns:dgm="http://schemas.openxmlformats.org/drawingml/2006/diagram" xmlns:wps="http://schemas.microsoft.com/office/word/2010/wordprocessingShape" xmlns:wpg="http://schemas.microsoft.com/office/word/2010/wordprocessingGroup" xmlns:w14="http://schemas.microsoft.com/office/word/2010/wordml" xmlns:w15="http://schemas.microsoft.com/office/word/2012/wordml">
+<w:ftr xmlns:wpc="http://schemas.microsoft.com/office/word/2010/wordprocessingCanvas" xmlns:cx="http://schemas.microsoft.com/office/drawing/2014/chartex" xmlns:cx1="http://schemas.microsoft.com/office/drawing/2015/9/8/chartex" xmlns:cx2="http://schemas.microsoft.com/office/drawing/2015/10/21/chartex" xmlns:cx3="http://schemas.microsoft.com/office/drawing/2016/5/9/chartex" xmlns:cx4="http://schemas.microsoft.com/office/drawing/2016/5/10/chartex" xmlns:cx5="http://schemas.microsoft.com/office/drawing/2016/5/11/chartex" xmlns:cx6="http://schemas.microsoft.com/office/drawing/2016/5/12/chartex" xmlns:cx7="http://schemas.microsoft.com/office/drawing/2016/5/13/chartex" xmlns:cx8="http://schemas.microsoft.com/office/drawing/2016/5/14/chartex" xmlns:mc="http://schemas.openxmlformats.org/markup-compatibility/2006" xmlns:aink="http://schemas.microsoft.com/office/drawing/2016/ink" xmlns:am3d="http://schemas.microsoft.com/office/drawing/2017/model3d" xmlns:o="urn:schemas-microsoft-com:office:office" xmlns:oel="http://schemas.microsoft.com/office/2019/extlst" xmlns:r="http://schemas.openxmlformats.org/officeDocument/2006/relationships" xmlns:m="http://schemas.openxmlformats.org/officeDocument/2006/math" xmlns:v="urn:schemas-microsoft-com:vml" xmlns:wp14="http://schemas.microsoft.com/office/word/2010/wordprocessingDrawing" xmlns:wp="http://schemas.openxmlformats.org/drawingml/2006/wordprocessingDrawing" xmlns:w10="urn:schemas-microsoft-com:office:word" xmlns:w="http://schemas.openxmlformats.org/wordprocessingml/2006/main" xmlns:w14="http://schemas.microsoft.com/office/word/2010/wordml" xmlns:w15="http://schemas.microsoft.com/office/word/2012/wordml" xmlns:w16cex="http://schemas.microsoft.com/office/word/2018/wordml/cex" xmlns:w16cid="http://schemas.microsoft.com/office/word/2016/wordml/cid" xmlns:w16="http://schemas.microsoft.com/office/word/2018/wordml" xmlns:w16du="http://schemas.microsoft.com/office/word/2023/wordml/word16du" xmlns:w16sdtdh="http://schemas.microsoft.com/office/word/2020/wordml/sdtdatahash" xmlns:w16sdtfl="http://schemas.microsoft.com/office/word/2024/wordml/sdtformatlock" xmlns:w16se="http://schemas.microsoft.com/office/word/2015/wordml/symex" xmlns:wpg="http://schemas.microsoft.com/office/word/2010/wordprocessingGroup" xmlns:wpi="http://schemas.microsoft.com/office/word/2010/wordprocessingInk" xmlns:wne="http://schemas.microsoft.com/office/word/2006/wordml" xmlns:wps="http://schemas.microsoft.com/office/word/2010/wordprocessingShape" mc:Ignorable="w14 w15 w16se w16cid w16 w16cex w16sdtdh w16sdtfl w16du wp14">
   <w:p>
     <w:pPr>
-      <w:keepNext w:val="0"/>
-      <w:keepLines w:val="0"/>
-      <w:widowControl w:val="1"/>
       <w:pBdr>
-        <w:top w:space="0" w:sz="0" w:val="nil"/>
-        <w:left w:space="0" w:sz="0" w:val="nil"/>
-        <w:bottom w:space="0" w:sz="0" w:val="nil"/>
-        <w:right w:space="0" w:sz="0" w:val="nil"/>
-        <w:between w:space="0" w:sz="0" w:val="nil"/>
+        <w:top w:val="nil"/>
+        <w:left w:val="nil"/>
+        <w:bottom w:val="nil"/>
+        <w:right w:val="nil"/>
+        <w:between w:val="nil"/>
       </w:pBdr>
-      <w:shd w:fill="auto" w:val="clear"/>
       <w:tabs>
-        <w:tab w:val="center" w:leader="none" w:pos="4419"/>
-        <w:tab w:val="right" w:leader="none" w:pos="8838"/>
+        <w:tab w:val="center" w:pos="4419"/>
+        <w:tab w:val="right" w:pos="8838"/>
       </w:tabs>
-      <w:spacing w:after="0" w:before="0" w:line="240" w:lineRule="auto"/>
-      <w:ind w:left="0" w:right="0" w:firstLine="0"/>
+      <w:spacing w:after="0" w:line="240" w:lineRule="auto"/>
       <w:jc w:val="center"/>
       <w:rPr>
-        <w:rFonts w:ascii="Calibri" w:cs="Calibri" w:eastAsia="Calibri" w:hAnsi="Calibri"/>
-        <w:b w:val="0"/>
-        <w:i w:val="0"/>
-        <w:smallCaps w:val="0"/>
-        <w:strike w:val="0"/>
         <w:color w:val="000000"/>
-        <w:sz w:val="22"/>
-        <w:szCs w:val="22"/>
-        <w:u w:val="none"/>
-        <w:shd w:fill="auto" w:val="clear"/>
-        <w:vertAlign w:val="baseline"/>
       </w:rPr>
     </w:pPr>
     <w:r>
       <w:rPr>
-        <w:rtl w:val="0"/>
+        <w:noProof/>
       </w:rPr>
-    </w:r>
-    <w:r>
       <w:drawing>
-        <wp:anchor allowOverlap="1" behindDoc="0" distB="0" distT="0" distL="114300" distR="114300" hidden="0" layoutInCell="1" locked="0" relativeHeight="0" simplePos="0">
+        <wp:anchor distT="0" distB="0" distL="114300" distR="114300" simplePos="0" relativeHeight="251659264" behindDoc="0" locked="0" layoutInCell="1" hidden="0" allowOverlap="1" wp14:anchorId="39CB28E9" wp14:editId="41ED32DC">
           <wp:simplePos x="0" y="0"/>
           <wp:positionH relativeFrom="column">
             <wp:posOffset>-560583</wp:posOffset>
@@ -271,19 +267,20 @@
             <wp:posOffset>-78182</wp:posOffset>
           </wp:positionV>
           <wp:extent cx="7060565" cy="815975"/>
-          <wp:effectExtent b="0" l="0" r="0" t="0"/>
+          <wp:effectExtent l="0" t="0" r="0" b="0"/>
           <wp:wrapNone/>
           <wp:docPr id="11" name="image2.png"/>
-          <a:graphic>
+          <wp:cNvGraphicFramePr/>
+          <a:graphic xmlns:a="http://schemas.openxmlformats.org/drawingml/2006/main">
             <a:graphicData uri="http://schemas.openxmlformats.org/drawingml/2006/picture">
-              <pic:pic>
+              <pic:pic xmlns:pic="http://schemas.openxmlformats.org/drawingml/2006/picture">
                 <pic:nvPicPr>
                   <pic:cNvPr id="0" name="image2.png"/>
                   <pic:cNvPicPr preferRelativeResize="0"/>
                 </pic:nvPicPr>
                 <pic:blipFill>
                   <a:blip r:embed="rId1"/>
-                  <a:srcRect b="0" l="0" r="0" t="0"/>
+                  <a:srcRect/>
                   <a:stretch>
                     <a:fillRect/>
                   </a:stretch>
@@ -293,7 +290,9 @@
                     <a:off x="0" y="0"/>
                     <a:ext cx="7060565" cy="815975"/>
                   </a:xfrm>
-                  <a:prstGeom prst="rect"/>
+                  <a:prstGeom prst="rect">
+                    <a:avLst/>
+                  </a:prstGeom>
                   <a:ln/>
                 </pic:spPr>
               </pic:pic>
@@ -306,50 +305,57 @@
 </w:ftr>
 </file>
 
+<file path=word/footnotes.xml><?xml version="1.0" encoding="utf-8"?>
+<w:footnotes xmlns:wpc="http://schemas.microsoft.com/office/word/2010/wordprocessingCanvas" xmlns:cx="http://schemas.microsoft.com/office/drawing/2014/chartex" xmlns:cx1="http://schemas.microsoft.com/office/drawing/2015/9/8/chartex" xmlns:cx2="http://schemas.microsoft.com/office/drawing/2015/10/21/chartex" xmlns:cx3="http://schemas.microsoft.com/office/drawing/2016/5/9/chartex" xmlns:cx4="http://schemas.microsoft.com/office/drawing/2016/5/10/chartex" xmlns:cx5="http://schemas.microsoft.com/office/drawing/2016/5/11/chartex" xmlns:cx6="http://schemas.microsoft.com/office/drawing/2016/5/12/chartex" xmlns:cx7="http://schemas.microsoft.com/office/drawing/2016/5/13/chartex" xmlns:cx8="http://schemas.microsoft.com/office/drawing/2016/5/14/chartex" xmlns:mc="http://schemas.openxmlformats.org/markup-compatibility/2006" xmlns:aink="http://schemas.microsoft.com/office/drawing/2016/ink" xmlns:am3d="http://schemas.microsoft.com/office/drawing/2017/model3d" xmlns:o="urn:schemas-microsoft-com:office:office" xmlns:oel="http://schemas.microsoft.com/office/2019/extlst" xmlns:r="http://schemas.openxmlformats.org/officeDocument/2006/relationships" xmlns:m="http://schemas.openxmlformats.org/officeDocument/2006/math" xmlns:v="urn:schemas-microsoft-com:vml" xmlns:wp14="http://schemas.microsoft.com/office/word/2010/wordprocessingDrawing" xmlns:wp="http://schemas.openxmlformats.org/drawingml/2006/wordprocessingDrawing" xmlns:w10="urn:schemas-microsoft-com:office:word" xmlns:w="http://schemas.openxmlformats.org/wordprocessingml/2006/main" xmlns:w14="http://schemas.microsoft.com/office/word/2010/wordml" xmlns:w15="http://schemas.microsoft.com/office/word/2012/wordml" xmlns:w16cex="http://schemas.microsoft.com/office/word/2018/wordml/cex" xmlns:w16cid="http://schemas.microsoft.com/office/word/2016/wordml/cid" xmlns:w16="http://schemas.microsoft.com/office/word/2018/wordml" xmlns:w16du="http://schemas.microsoft.com/office/word/2023/wordml/word16du" xmlns:w16sdtdh="http://schemas.microsoft.com/office/word/2020/wordml/sdtdatahash" xmlns:w16sdtfl="http://schemas.microsoft.com/office/word/2024/wordml/sdtformatlock" xmlns:w16se="http://schemas.microsoft.com/office/word/2015/wordml/symex" xmlns:wpg="http://schemas.microsoft.com/office/word/2010/wordprocessingGroup" xmlns:wpi="http://schemas.microsoft.com/office/word/2010/wordprocessingInk" xmlns:wne="http://schemas.microsoft.com/office/word/2006/wordml" xmlns:wps="http://schemas.microsoft.com/office/word/2010/wordprocessingShape" mc:Ignorable="w14 w15 w16se w16cid w16 w16cex w16sdtdh w16sdtfl w16du wp14">
+  <w:footnote w:type="separator" w:id="-1">
+    <w:p>
+      <w:pPr>
+        <w:spacing w:after="0" w:line="240" w:lineRule="auto"/>
+      </w:pPr>
+      <w:r>
+        <w:separator/>
+      </w:r>
+    </w:p>
+  </w:footnote>
+  <w:footnote w:type="continuationSeparator" w:id="0">
+    <w:p>
+      <w:pPr>
+        <w:spacing w:after="0" w:line="240" w:lineRule="auto"/>
+      </w:pPr>
+      <w:r>
+        <w:continuationSeparator/>
+      </w:r>
+    </w:p>
+  </w:footnote>
+</w:footnotes>
+</file>
+
 <file path=word/header1.xml><?xml version="1.0" encoding="utf-8"?>
-<w:hdr xmlns:mc="http://schemas.openxmlformats.org/markup-compatibility/2006" xmlns:o="urn:schemas-microsoft-com:office:office" xmlns:r="http://schemas.openxmlformats.org/officeDocument/2006/relationships" xmlns:m="http://schemas.openxmlformats.org/officeDocument/2006/math" xmlns:v="urn:schemas-microsoft-com:vml" xmlns:wp="http://schemas.openxmlformats.org/drawingml/2006/wordprocessingDrawing" xmlns:w10="urn:schemas-microsoft-com:office:word" xmlns:w="http://schemas.openxmlformats.org/wordprocessingml/2006/main" xmlns:wne="http://schemas.microsoft.com/office/word/2006/wordml" xmlns:sl="http://schemas.openxmlformats.org/schemaLibrary/2006/main" xmlns:a="http://schemas.openxmlformats.org/drawingml/2006/main" xmlns:pic="http://schemas.openxmlformats.org/drawingml/2006/picture" xmlns:c="http://schemas.openxmlformats.org/drawingml/2006/chart" xmlns:lc="http://schemas.openxmlformats.org/drawingml/2006/lockedCanvas" xmlns:dgm="http://schemas.openxmlformats.org/drawingml/2006/diagram" xmlns:wps="http://schemas.microsoft.com/office/word/2010/wordprocessingShape" xmlns:wpg="http://schemas.microsoft.com/office/word/2010/wordprocessingGroup" xmlns:w14="http://schemas.microsoft.com/office/word/2010/wordml" xmlns:w15="http://schemas.microsoft.com/office/word/2012/wordml">
+<w:hdr xmlns:wpc="http://schemas.microsoft.com/office/word/2010/wordprocessingCanvas" xmlns:cx="http://schemas.microsoft.com/office/drawing/2014/chartex" xmlns:cx1="http://schemas.microsoft.com/office/drawing/2015/9/8/chartex" xmlns:cx2="http://schemas.microsoft.com/office/drawing/2015/10/21/chartex" xmlns:cx3="http://schemas.microsoft.com/office/drawing/2016/5/9/chartex" xmlns:cx4="http://schemas.microsoft.com/office/drawing/2016/5/10/chartex" xmlns:cx5="http://schemas.microsoft.com/office/drawing/2016/5/11/chartex" xmlns:cx6="http://schemas.microsoft.com/office/drawing/2016/5/12/chartex" xmlns:cx7="http://schemas.microsoft.com/office/drawing/2016/5/13/chartex" xmlns:cx8="http://schemas.microsoft.com/office/drawing/2016/5/14/chartex" xmlns:mc="http://schemas.openxmlformats.org/markup-compatibility/2006" xmlns:aink="http://schemas.microsoft.com/office/drawing/2016/ink" xmlns:am3d="http://schemas.microsoft.com/office/drawing/2017/model3d" xmlns:o="urn:schemas-microsoft-com:office:office" xmlns:oel="http://schemas.microsoft.com/office/2019/extlst" xmlns:r="http://schemas.openxmlformats.org/officeDocument/2006/relationships" xmlns:m="http://schemas.openxmlformats.org/officeDocument/2006/math" xmlns:v="urn:schemas-microsoft-com:vml" xmlns:wp14="http://schemas.microsoft.com/office/word/2010/wordprocessingDrawing" xmlns:wp="http://schemas.openxmlformats.org/drawingml/2006/wordprocessingDrawing" xmlns:w10="urn:schemas-microsoft-com:office:word" xmlns:w="http://schemas.openxmlformats.org/wordprocessingml/2006/main" xmlns:w14="http://schemas.microsoft.com/office/word/2010/wordml" xmlns:w15="http://schemas.microsoft.com/office/word/2012/wordml" xmlns:w16cex="http://schemas.microsoft.com/office/word/2018/wordml/cex" xmlns:w16cid="http://schemas.microsoft.com/office/word/2016/wordml/cid" xmlns:w16="http://schemas.microsoft.com/office/word/2018/wordml" xmlns:w16du="http://schemas.microsoft.com/office/word/2023/wordml/word16du" xmlns:w16sdtdh="http://schemas.microsoft.com/office/word/2020/wordml/sdtdatahash" xmlns:w16sdtfl="http://schemas.microsoft.com/office/word/2024/wordml/sdtformatlock" xmlns:w16se="http://schemas.microsoft.com/office/word/2015/wordml/symex" xmlns:wpg="http://schemas.microsoft.com/office/word/2010/wordprocessingGroup" xmlns:wpi="http://schemas.microsoft.com/office/word/2010/wordprocessingInk" xmlns:wne="http://schemas.microsoft.com/office/word/2006/wordml" xmlns:wps="http://schemas.microsoft.com/office/word/2010/wordprocessingShape" mc:Ignorable="w14 w15 w16se w16cid w16 w16cex w16sdtdh w16sdtfl w16du wp14">
   <w:p>
     <w:pPr>
-      <w:keepNext w:val="0"/>
-      <w:keepLines w:val="0"/>
-      <w:widowControl w:val="1"/>
       <w:pBdr>
-        <w:top w:space="0" w:sz="0" w:val="nil"/>
-        <w:left w:space="0" w:sz="0" w:val="nil"/>
-        <w:bottom w:space="0" w:sz="0" w:val="nil"/>
-        <w:right w:space="0" w:sz="0" w:val="nil"/>
-        <w:between w:space="0" w:sz="0" w:val="nil"/>
+        <w:top w:val="nil"/>
+        <w:left w:val="nil"/>
+        <w:bottom w:val="nil"/>
+        <w:right w:val="nil"/>
+        <w:between w:val="nil"/>
       </w:pBdr>
-      <w:shd w:fill="auto" w:val="clear"/>
       <w:tabs>
-        <w:tab w:val="center" w:leader="none" w:pos="4419"/>
-        <w:tab w:val="right" w:leader="none" w:pos="8838"/>
+        <w:tab w:val="center" w:pos="4419"/>
+        <w:tab w:val="right" w:pos="8838"/>
       </w:tabs>
-      <w:spacing w:after="0" w:before="0" w:line="240" w:lineRule="auto"/>
-      <w:ind w:left="0" w:right="0" w:firstLine="0"/>
-      <w:jc w:val="left"/>
+      <w:spacing w:after="0" w:line="240" w:lineRule="auto"/>
       <w:rPr>
-        <w:rFonts w:ascii="Calibri" w:cs="Calibri" w:eastAsia="Calibri" w:hAnsi="Calibri"/>
-        <w:b w:val="0"/>
-        <w:i w:val="0"/>
-        <w:smallCaps w:val="0"/>
-        <w:strike w:val="0"/>
         <w:color w:val="000000"/>
-        <w:sz w:val="22"/>
-        <w:szCs w:val="22"/>
-        <w:u w:val="none"/>
-        <w:shd w:fill="auto" w:val="clear"/>
-        <w:vertAlign w:val="baseline"/>
       </w:rPr>
     </w:pPr>
     <w:r>
       <w:rPr>
-        <w:rtl w:val="0"/>
+        <w:noProof/>
       </w:rPr>
-    </w:r>
-    <w:r>
       <w:drawing>
-        <wp:anchor allowOverlap="1" behindDoc="1" distB="0" distT="0" distL="0" distR="0" hidden="0" layoutInCell="1" locked="0" relativeHeight="0" simplePos="0">
+        <wp:anchor distT="0" distB="0" distL="0" distR="0" simplePos="0" relativeHeight="251658240" behindDoc="1" locked="0" layoutInCell="1" hidden="0" allowOverlap="1" wp14:anchorId="1E99B6E3" wp14:editId="0A09ECB9">
           <wp:simplePos x="0" y="0"/>
           <wp:positionH relativeFrom="column">
             <wp:posOffset>-505313</wp:posOffset>
@@ -358,19 +364,20 @@
             <wp:posOffset>13334</wp:posOffset>
           </wp:positionV>
           <wp:extent cx="1849970" cy="768096"/>
-          <wp:effectExtent b="0" l="0" r="0" t="0"/>
+          <wp:effectExtent l="0" t="0" r="0" b="0"/>
           <wp:wrapNone/>
           <wp:docPr id="10" name="image1.png"/>
-          <a:graphic>
+          <wp:cNvGraphicFramePr/>
+          <a:graphic xmlns:a="http://schemas.openxmlformats.org/drawingml/2006/main">
             <a:graphicData uri="http://schemas.openxmlformats.org/drawingml/2006/picture">
-              <pic:pic>
+              <pic:pic xmlns:pic="http://schemas.openxmlformats.org/drawingml/2006/picture">
                 <pic:nvPicPr>
                   <pic:cNvPr id="0" name="image1.png"/>
                   <pic:cNvPicPr preferRelativeResize="0"/>
                 </pic:nvPicPr>
                 <pic:blipFill>
                   <a:blip r:embed="rId1"/>
-                  <a:srcRect b="11047" l="66904" r="6617" t="23811"/>
+                  <a:srcRect l="66904" t="23811" r="6617" b="11047"/>
                   <a:stretch>
                     <a:fillRect/>
                   </a:stretch>
@@ -380,7 +387,9 @@
                     <a:off x="0" y="0"/>
                     <a:ext cx="1849970" cy="768096"/>
                   </a:xfrm>
-                  <a:prstGeom prst="rect"/>
+                  <a:prstGeom prst="rect">
+                    <a:avLst/>
+                  </a:prstGeom>
                   <a:ln/>
                 </pic:spPr>
               </pic:pic>
@@ -392,60 +401,35 @@
   </w:p>
   <w:p>
     <w:pPr>
-      <w:keepNext w:val="0"/>
-      <w:keepLines w:val="0"/>
-      <w:widowControl w:val="1"/>
       <w:pBdr>
-        <w:top w:space="0" w:sz="0" w:val="nil"/>
-        <w:left w:space="0" w:sz="0" w:val="nil"/>
-        <w:bottom w:space="0" w:sz="0" w:val="nil"/>
-        <w:right w:space="0" w:sz="0" w:val="nil"/>
-        <w:between w:space="0" w:sz="0" w:val="nil"/>
+        <w:top w:val="nil"/>
+        <w:left w:val="nil"/>
+        <w:bottom w:val="nil"/>
+        <w:right w:val="nil"/>
+        <w:between w:val="nil"/>
       </w:pBdr>
-      <w:shd w:fill="auto" w:val="clear"/>
       <w:tabs>
-        <w:tab w:val="center" w:leader="none" w:pos="4419"/>
-        <w:tab w:val="right" w:leader="none" w:pos="8838"/>
+        <w:tab w:val="center" w:pos="4419"/>
+        <w:tab w:val="right" w:pos="8838"/>
       </w:tabs>
-      <w:spacing w:after="0" w:before="0" w:line="240" w:lineRule="auto"/>
-      <w:ind w:left="0" w:right="0" w:firstLine="0"/>
-      <w:jc w:val="left"/>
+      <w:spacing w:after="0" w:line="240" w:lineRule="auto"/>
       <w:rPr>
-        <w:rFonts w:ascii="Calibri" w:cs="Calibri" w:eastAsia="Calibri" w:hAnsi="Calibri"/>
-        <w:b w:val="0"/>
-        <w:i w:val="0"/>
-        <w:smallCaps w:val="0"/>
-        <w:strike w:val="0"/>
         <w:color w:val="000000"/>
-        <w:sz w:val="22"/>
-        <w:szCs w:val="22"/>
-        <w:u w:val="none"/>
-        <w:shd w:fill="auto" w:val="clear"/>
-        <w:vertAlign w:val="baseline"/>
       </w:rPr>
     </w:pPr>
-    <w:r>
-      <w:rPr>
-        <w:rtl w:val="0"/>
-      </w:rPr>
-    </w:r>
   </w:p>
 </w:hdr>
 </file>
 
-<file path=word/numbering.xml><?xml version="1.0" encoding="utf-8"?>
-<w:numbering xmlns:mc="http://schemas.openxmlformats.org/markup-compatibility/2006" xmlns:o="urn:schemas-microsoft-com:office:office" xmlns:r="http://schemas.openxmlformats.org/officeDocument/2006/relationships" xmlns:m="http://schemas.openxmlformats.org/officeDocument/2006/math" xmlns:v="urn:schemas-microsoft-com:vml" xmlns:wp="http://schemas.openxmlformats.org/drawingml/2006/wordprocessingDrawing" xmlns:w10="urn:schemas-microsoft-com:office:word" xmlns:w="http://schemas.openxmlformats.org/wordprocessingml/2006/main" xmlns:wne="http://schemas.microsoft.com/office/word/2006/wordml" xmlns:sl="http://schemas.openxmlformats.org/schemaLibrary/2006/main" xmlns:a="http://schemas.openxmlformats.org/drawingml/2006/main" xmlns:pic="http://schemas.openxmlformats.org/drawingml/2006/picture" xmlns:c="http://schemas.openxmlformats.org/drawingml/2006/chart" xmlns:lc="http://schemas.openxmlformats.org/drawingml/2006/lockedCanvas" xmlns:dgm="http://schemas.openxmlformats.org/drawingml/2006/diagram" xmlns:wps="http://schemas.microsoft.com/office/word/2010/wordprocessingShape" xmlns:wpg="http://schemas.microsoft.com/office/word/2010/wordprocessingGroup" xmlns:w14="http://schemas.microsoft.com/office/word/2010/wordml" xmlns:w15="http://schemas.microsoft.com/office/word/2012/wordml"/>
-</file>
-
 <file path=word/styles.xml><?xml version="1.0" encoding="utf-8"?>
-<w:styles xmlns:mc="http://schemas.openxmlformats.org/markup-compatibility/2006" xmlns:o="urn:schemas-microsoft-com:office:office" xmlns:r="http://schemas.openxmlformats.org/officeDocument/2006/relationships" xmlns:m="http://schemas.openxmlformats.org/officeDocument/2006/math" xmlns:v="urn:schemas-microsoft-com:vml" xmlns:wp="http://schemas.openxmlformats.org/drawingml/2006/wordprocessingDrawing" xmlns:w10="urn:schemas-microsoft-com:office:word" xmlns:w="http://schemas.openxmlformats.org/wordprocessingml/2006/main" xmlns:wne="http://schemas.microsoft.com/office/word/2006/wordml" xmlns:sl="http://schemas.openxmlformats.org/schemaLibrary/2006/main" xmlns:a="http://schemas.openxmlformats.org/drawingml/2006/main" xmlns:pic="http://schemas.openxmlformats.org/drawingml/2006/picture" xmlns:c="http://schemas.openxmlformats.org/drawingml/2006/chart" xmlns:lc="http://schemas.openxmlformats.org/drawingml/2006/lockedCanvas" xmlns:dgm="http://schemas.openxmlformats.org/drawingml/2006/diagram" xmlns:wps="http://schemas.microsoft.com/office/word/2010/wordprocessingShape" xmlns:wpg="http://schemas.microsoft.com/office/word/2010/wordprocessingGroup" xmlns:w14="http://schemas.microsoft.com/office/word/2010/wordml" xmlns:w15="http://schemas.microsoft.com/office/word/2012/wordml">
+<w:styles xmlns:mc="http://schemas.openxmlformats.org/markup-compatibility/2006" xmlns:r="http://schemas.openxmlformats.org/officeDocument/2006/relationships" xmlns:w="http://schemas.openxmlformats.org/wordprocessingml/2006/main" xmlns:w14="http://schemas.microsoft.com/office/word/2010/wordml" xmlns:w15="http://schemas.microsoft.com/office/word/2012/wordml" xmlns:w16cex="http://schemas.microsoft.com/office/word/2018/wordml/cex" xmlns:w16cid="http://schemas.microsoft.com/office/word/2016/wordml/cid" xmlns:w16="http://schemas.microsoft.com/office/word/2018/wordml" xmlns:w16du="http://schemas.microsoft.com/office/word/2023/wordml/word16du" xmlns:w16sdtdh="http://schemas.microsoft.com/office/word/2020/wordml/sdtdatahash" xmlns:w16sdtfl="http://schemas.microsoft.com/office/word/2024/wordml/sdtformatlock" xmlns:w16se="http://schemas.microsoft.com/office/word/2015/wordml/symex" mc:Ignorable="w14 w15 w16se w16cid w16 w16cex w16sdtdh w16sdtfl w16du">
   <w:docDefaults>
     <w:rPrDefault>
       <w:rPr>
-        <w:rFonts w:ascii="Calibri" w:cs="Calibri" w:eastAsia="Calibri" w:hAnsi="Calibri"/>
+        <w:rFonts w:ascii="Calibri" w:eastAsia="Calibri" w:hAnsi="Calibri" w:cs="Calibri"/>
         <w:sz w:val="22"/>
         <w:szCs w:val="22"/>
-        <w:lang w:val="es-CO"/>
+        <w:lang w:val="es-CO" w:eastAsia="es-CO" w:bidi="ar-SA"/>
       </w:rPr>
     </w:rPrDefault>
     <w:pPrDefault>
@@ -454,279 +438,576 @@
       </w:pPr>
     </w:pPrDefault>
   </w:docDefaults>
-  <w:style w:type="paragraph" w:styleId="Normal" w:default="1">
-    <w:name w:val="normal"/>
-  </w:style>
-  <w:style w:type="table" w:styleId="TableNormal" w:default="1">
-    <w:name w:val="Table Normal"/>
-  </w:style>
-  <w:style w:type="paragraph" w:styleId="Heading1">
+  <w:latentStyles w:defLockedState="0" w:defUIPriority="99" w:defSemiHidden="0" w:defUnhideWhenUsed="0" w:defQFormat="0" w:count="376">
+    <w:lsdException w:name="Normal" w:uiPriority="0" w:qFormat="1"/>
+    <w:lsdException w:name="heading 1" w:uiPriority="9" w:qFormat="1"/>
+    <w:lsdException w:name="heading 2" w:semiHidden="1" w:uiPriority="9" w:unhideWhenUsed="1" w:qFormat="1"/>
+    <w:lsdException w:name="heading 3" w:semiHidden="1" w:uiPriority="9" w:unhideWhenUsed="1" w:qFormat="1"/>
+    <w:lsdException w:name="heading 4" w:semiHidden="1" w:uiPriority="9" w:unhideWhenUsed="1" w:qFormat="1"/>
+    <w:lsdException w:name="heading 5" w:semiHidden="1" w:uiPriority="9" w:unhideWhenUsed="1" w:qFormat="1"/>
+    <w:lsdException w:name="heading 6" w:semiHidden="1" w:uiPriority="9" w:unhideWhenUsed="1" w:qFormat="1"/>
+    <w:lsdException w:name="heading 7" w:semiHidden="1" w:uiPriority="9" w:unhideWhenUsed="1" w:qFormat="1"/>
+    <w:lsdException w:name="heading 8" w:semiHidden="1" w:uiPriority="9" w:unhideWhenUsed="1" w:qFormat="1"/>
+    <w:lsdException w:name="heading 9" w:semiHidden="1" w:uiPriority="9" w:unhideWhenUsed="1" w:qFormat="1"/>
+    <w:lsdException w:name="index 1" w:semiHidden="1" w:unhideWhenUsed="1"/>
+    <w:lsdException w:name="index 2" w:semiHidden="1" w:unhideWhenUsed="1"/>
+    <w:lsdException w:name="index 3" w:semiHidden="1" w:unhideWhenUsed="1"/>
+    <w:lsdException w:name="index 4" w:semiHidden="1" w:unhideWhenUsed="1"/>
+    <w:lsdException w:name="index 5" w:semiHidden="1" w:unhideWhenUsed="1"/>
+    <w:lsdException w:name="index 6" w:semiHidden="1" w:unhideWhenUsed="1"/>
+    <w:lsdException w:name="index 7" w:semiHidden="1" w:unhideWhenUsed="1"/>
+    <w:lsdException w:name="index 8" w:semiHidden="1" w:unhideWhenUsed="1"/>
+    <w:lsdException w:name="index 9" w:semiHidden="1" w:unhideWhenUsed="1"/>
+    <w:lsdException w:name="toc 1" w:semiHidden="1" w:uiPriority="39" w:unhideWhenUsed="1"/>
+    <w:lsdException w:name="toc 2" w:semiHidden="1" w:uiPriority="39" w:unhideWhenUsed="1"/>
+    <w:lsdException w:name="toc 3" w:semiHidden="1" w:uiPriority="39" w:unhideWhenUsed="1"/>
+    <w:lsdException w:name="toc 4" w:semiHidden="1" w:uiPriority="39" w:unhideWhenUsed="1"/>
+    <w:lsdException w:name="toc 5" w:semiHidden="1" w:uiPriority="39" w:unhideWhenUsed="1"/>
+    <w:lsdException w:name="toc 6" w:semiHidden="1" w:uiPriority="39" w:unhideWhenUsed="1"/>
+    <w:lsdException w:name="toc 7" w:semiHidden="1" w:uiPriority="39" w:unhideWhenUsed="1"/>
+    <w:lsdException w:name="toc 8" w:semiHidden="1" w:uiPriority="39" w:unhideWhenUsed="1"/>
+    <w:lsdException w:name="toc 9" w:semiHidden="1" w:uiPriority="39" w:unhideWhenUsed="1"/>
+    <w:lsdException w:name="Normal Indent" w:semiHidden="1" w:unhideWhenUsed="1"/>
+    <w:lsdException w:name="footnote text" w:semiHidden="1" w:unhideWhenUsed="1"/>
+    <w:lsdException w:name="annotation text" w:semiHidden="1" w:unhideWhenUsed="1"/>
+    <w:lsdException w:name="header" w:semiHidden="1" w:unhideWhenUsed="1"/>
+    <w:lsdException w:name="footer" w:semiHidden="1" w:unhideWhenUsed="1"/>
+    <w:lsdException w:name="index heading" w:semiHidden="1" w:unhideWhenUsed="1"/>
+    <w:lsdException w:name="caption" w:semiHidden="1" w:uiPriority="35" w:unhideWhenUsed="1" w:qFormat="1"/>
+    <w:lsdException w:name="table of figures" w:semiHidden="1" w:unhideWhenUsed="1"/>
+    <w:lsdException w:name="envelope address" w:semiHidden="1" w:unhideWhenUsed="1"/>
+    <w:lsdException w:name="envelope return" w:semiHidden="1" w:unhideWhenUsed="1"/>
+    <w:lsdException w:name="footnote reference" w:semiHidden="1" w:unhideWhenUsed="1"/>
+    <w:lsdException w:name="annotation reference" w:semiHidden="1" w:unhideWhenUsed="1"/>
+    <w:lsdException w:name="line number" w:semiHidden="1" w:unhideWhenUsed="1"/>
+    <w:lsdException w:name="page number" w:semiHidden="1" w:unhideWhenUsed="1"/>
+    <w:lsdException w:name="endnote reference" w:semiHidden="1" w:unhideWhenUsed="1"/>
+    <w:lsdException w:name="endnote text" w:semiHidden="1" w:unhideWhenUsed="1"/>
+    <w:lsdException w:name="table of authorities" w:semiHidden="1" w:unhideWhenUsed="1"/>
+    <w:lsdException w:name="macro" w:semiHidden="1" w:unhideWhenUsed="1"/>
+    <w:lsdException w:name="toa heading" w:semiHidden="1" w:unhideWhenUsed="1"/>
+    <w:lsdException w:name="List" w:semiHidden="1" w:unhideWhenUsed="1"/>
+    <w:lsdException w:name="List Bullet" w:semiHidden="1" w:unhideWhenUsed="1"/>
+    <w:lsdException w:name="List Number" w:semiHidden="1" w:unhideWhenUsed="1"/>
+    <w:lsdException w:name="List 2" w:semiHidden="1" w:unhideWhenUsed="1"/>
+    <w:lsdException w:name="List 3" w:semiHidden="1" w:unhideWhenUsed="1"/>
+    <w:lsdException w:name="List 4" w:semiHidden="1" w:unhideWhenUsed="1"/>
+    <w:lsdException w:name="List 5" w:semiHidden="1" w:unhideWhenUsed="1"/>
+    <w:lsdException w:name="List Bullet 2" w:semiHidden="1" w:unhideWhenUsed="1"/>
+    <w:lsdException w:name="List Bullet 3" w:semiHidden="1" w:unhideWhenUsed="1"/>
+    <w:lsdException w:name="List Bullet 4" w:semiHidden="1" w:unhideWhenUsed="1"/>
+    <w:lsdException w:name="List Bullet 5" w:semiHidden="1" w:unhideWhenUsed="1"/>
+    <w:lsdException w:name="List Number 2" w:semiHidden="1" w:unhideWhenUsed="1"/>
+    <w:lsdException w:name="List Number 3" w:semiHidden="1" w:unhideWhenUsed="1"/>
+    <w:lsdException w:name="List Number 4" w:semiHidden="1" w:unhideWhenUsed="1"/>
+    <w:lsdException w:name="List Number 5" w:semiHidden="1" w:unhideWhenUsed="1"/>
+    <w:lsdException w:name="Title" w:uiPriority="10" w:qFormat="1"/>
+    <w:lsdException w:name="Closing" w:semiHidden="1" w:unhideWhenUsed="1"/>
+    <w:lsdException w:name="Signature" w:semiHidden="1" w:unhideWhenUsed="1"/>
+    <w:lsdException w:name="Default Paragraph Font" w:semiHidden="1" w:uiPriority="1" w:unhideWhenUsed="1"/>
+    <w:lsdException w:name="Body Text" w:semiHidden="1" w:unhideWhenUsed="1"/>
+    <w:lsdException w:name="Body Text Indent" w:semiHidden="1" w:unhideWhenUsed="1"/>
+    <w:lsdException w:name="List Continue" w:semiHidden="1" w:unhideWhenUsed="1"/>
+    <w:lsdException w:name="List Continue 2" w:semiHidden="1" w:unhideWhenUsed="1"/>
+    <w:lsdException w:name="List Continue 3" w:semiHidden="1" w:unhideWhenUsed="1"/>
+    <w:lsdException w:name="List Continue 4" w:semiHidden="1" w:unhideWhenUsed="1"/>
+    <w:lsdException w:name="List Continue 5" w:semiHidden="1" w:unhideWhenUsed="1"/>
+    <w:lsdException w:name="Message Header" w:semiHidden="1" w:unhideWhenUsed="1"/>
+    <w:lsdException w:name="Subtitle" w:uiPriority="11" w:qFormat="1"/>
+    <w:lsdException w:name="Salutation" w:semiHidden="1" w:unhideWhenUsed="1"/>
+    <w:lsdException w:name="Date" w:semiHidden="1" w:unhideWhenUsed="1"/>
+    <w:lsdException w:name="Body Text First Indent" w:semiHidden="1" w:unhideWhenUsed="1"/>
+    <w:lsdException w:name="Body Text First Indent 2" w:semiHidden="1" w:unhideWhenUsed="1"/>
+    <w:lsdException w:name="Note Heading" w:semiHidden="1" w:unhideWhenUsed="1"/>
+    <w:lsdException w:name="Body Text 2" w:semiHidden="1" w:unhideWhenUsed="1"/>
+    <w:lsdException w:name="Body Text 3" w:semiHidden="1" w:unhideWhenUsed="1"/>
+    <w:lsdException w:name="Body Text Indent 2" w:semiHidden="1" w:unhideWhenUsed="1"/>
+    <w:lsdException w:name="Body Text Indent 3" w:semiHidden="1" w:unhideWhenUsed="1"/>
+    <w:lsdException w:name="Block Text" w:semiHidden="1" w:unhideWhenUsed="1"/>
+    <w:lsdException w:name="Hyperlink" w:semiHidden="1" w:unhideWhenUsed="1"/>
+    <w:lsdException w:name="FollowedHyperlink" w:semiHidden="1" w:unhideWhenUsed="1"/>
+    <w:lsdException w:name="Strong" w:uiPriority="22" w:qFormat="1"/>
+    <w:lsdException w:name="Emphasis" w:uiPriority="20" w:qFormat="1"/>
+    <w:lsdException w:name="Document Map" w:semiHidden="1" w:unhideWhenUsed="1"/>
+    <w:lsdException w:name="Plain Text" w:semiHidden="1" w:unhideWhenUsed="1"/>
+    <w:lsdException w:name="E-mail Signature" w:semiHidden="1" w:unhideWhenUsed="1"/>
+    <w:lsdException w:name="HTML Top of Form" w:semiHidden="1" w:unhideWhenUsed="1"/>
+    <w:lsdException w:name="HTML Bottom of Form" w:semiHidden="1" w:unhideWhenUsed="1"/>
+    <w:lsdException w:name="Normal (Web)" w:semiHidden="1" w:unhideWhenUsed="1"/>
+    <w:lsdException w:name="HTML Acronym" w:semiHidden="1" w:unhideWhenUsed="1"/>
+    <w:lsdException w:name="HTML Address" w:semiHidden="1" w:unhideWhenUsed="1"/>
+    <w:lsdException w:name="HTML Cite" w:semiHidden="1" w:unhideWhenUsed="1"/>
+    <w:lsdException w:name="HTML Code" w:semiHidden="1" w:unhideWhenUsed="1"/>
+    <w:lsdException w:name="HTML Definition" w:semiHidden="1" w:unhideWhenUsed="1"/>
+    <w:lsdException w:name="HTML Keyboard" w:semiHidden="1" w:unhideWhenUsed="1"/>
+    <w:lsdException w:name="HTML Preformatted" w:semiHidden="1" w:unhideWhenUsed="1"/>
+    <w:lsdException w:name="HTML Sample" w:semiHidden="1" w:unhideWhenUsed="1"/>
+    <w:lsdException w:name="HTML Typewriter" w:semiHidden="1" w:unhideWhenUsed="1"/>
+    <w:lsdException w:name="HTML Variable" w:semiHidden="1" w:unhideWhenUsed="1"/>
+    <w:lsdException w:name="Normal Table" w:semiHidden="1" w:unhideWhenUsed="1"/>
+    <w:lsdException w:name="annotation subject" w:semiHidden="1" w:unhideWhenUsed="1"/>
+    <w:lsdException w:name="No List" w:semiHidden="1" w:unhideWhenUsed="1"/>
+    <w:lsdException w:name="Outline List 1" w:semiHidden="1" w:unhideWhenUsed="1"/>
+    <w:lsdException w:name="Outline List 2" w:semiHidden="1" w:unhideWhenUsed="1"/>
+    <w:lsdException w:name="Outline List 3" w:semiHidden="1" w:unhideWhenUsed="1"/>
+    <w:lsdException w:name="Table Simple 1" w:semiHidden="1" w:unhideWhenUsed="1"/>
+    <w:lsdException w:name="Table Simple 2" w:semiHidden="1" w:unhideWhenUsed="1"/>
+    <w:lsdException w:name="Table Simple 3" w:semiHidden="1" w:unhideWhenUsed="1"/>
+    <w:lsdException w:name="Table Classic 1" w:semiHidden="1" w:unhideWhenUsed="1"/>
+    <w:lsdException w:name="Table Classic 2" w:semiHidden="1" w:unhideWhenUsed="1"/>
+    <w:lsdException w:name="Table Classic 3" w:semiHidden="1" w:unhideWhenUsed="1"/>
+    <w:lsdException w:name="Table Classic 4" w:semiHidden="1" w:unhideWhenUsed="1"/>
+    <w:lsdException w:name="Table Colorful 1" w:semiHidden="1" w:unhideWhenUsed="1"/>
+    <w:lsdException w:name="Table Colorful 2" w:semiHidden="1" w:unhideWhenUsed="1"/>
+    <w:lsdException w:name="Table Colorful 3" w:semiHidden="1" w:unhideWhenUsed="1"/>
+    <w:lsdException w:name="Table Columns 1" w:semiHidden="1" w:unhideWhenUsed="1"/>
+    <w:lsdException w:name="Table Columns 2" w:semiHidden="1" w:unhideWhenUsed="1"/>
+    <w:lsdException w:name="Table Columns 3" w:semiHidden="1" w:unhideWhenUsed="1"/>
+    <w:lsdException w:name="Table Columns 4" w:semiHidden="1" w:unhideWhenUsed="1"/>
+    <w:lsdException w:name="Table Columns 5" w:semiHidden="1" w:unhideWhenUsed="1"/>
+    <w:lsdException w:name="Table Grid 1" w:semiHidden="1" w:unhideWhenUsed="1"/>
+    <w:lsdException w:name="Table Grid 2" w:semiHidden="1" w:unhideWhenUsed="1"/>
+    <w:lsdException w:name="Table Grid 3" w:semiHidden="1" w:unhideWhenUsed="1"/>
+    <w:lsdException w:name="Table Grid 4" w:semiHidden="1" w:unhideWhenUsed="1"/>
+    <w:lsdException w:name="Table Grid 5" w:semiHidden="1" w:unhideWhenUsed="1"/>
+    <w:lsdException w:name="Table Grid 6" w:semiHidden="1" w:unhideWhenUsed="1"/>
+    <w:lsdException w:name="Table Grid 7" w:semiHidden="1" w:unhideWhenUsed="1"/>
+    <w:lsdException w:name="Table Grid 8" w:semiHidden="1" w:unhideWhenUsed="1"/>
+    <w:lsdException w:name="Table List 1" w:semiHidden="1" w:unhideWhenUsed="1"/>
+    <w:lsdException w:name="Table List 2" w:semiHidden="1" w:unhideWhenUsed="1"/>
+    <w:lsdException w:name="Table List 3" w:semiHidden="1" w:unhideWhenUsed="1"/>
+    <w:lsdException w:name="Table List 4" w:semiHidden="1" w:unhideWhenUsed="1"/>
+    <w:lsdException w:name="Table List 5" w:semiHidden="1" w:unhideWhenUsed="1"/>
+    <w:lsdException w:name="Table List 6" w:semiHidden="1" w:unhideWhenUsed="1"/>
+    <w:lsdException w:name="Table List 7" w:semiHidden="1" w:unhideWhenUsed="1"/>
+    <w:lsdException w:name="Table List 8" w:semiHidden="1" w:unhideWhenUsed="1"/>
+    <w:lsdException w:name="Table 3D effects 1" w:semiHidden="1" w:unhideWhenUsed="1"/>
+    <w:lsdException w:name="Table 3D effects 2" w:semiHidden="1" w:unhideWhenUsed="1"/>
+    <w:lsdException w:name="Table 3D effects 3" w:semiHidden="1" w:unhideWhenUsed="1"/>
+    <w:lsdException w:name="Table Contemporary" w:semiHidden="1" w:unhideWhenUsed="1"/>
+    <w:lsdException w:name="Table Elegant" w:semiHidden="1" w:unhideWhenUsed="1"/>
+    <w:lsdException w:name="Table Professional" w:semiHidden="1" w:unhideWhenUsed="1"/>
+    <w:lsdException w:name="Table Subtle 1" w:semiHidden="1" w:unhideWhenUsed="1"/>
+    <w:lsdException w:name="Table Subtle 2" w:semiHidden="1" w:unhideWhenUsed="1"/>
+    <w:lsdException w:name="Table Web 1" w:semiHidden="1" w:unhideWhenUsed="1"/>
+    <w:lsdException w:name="Table Web 2" w:semiHidden="1" w:unhideWhenUsed="1"/>
+    <w:lsdException w:name="Table Web 3" w:semiHidden="1" w:unhideWhenUsed="1"/>
+    <w:lsdException w:name="Balloon Text" w:semiHidden="1" w:unhideWhenUsed="1"/>
+    <w:lsdException w:name="Table Grid" w:uiPriority="39"/>
+    <w:lsdException w:name="Table Theme" w:semiHidden="1" w:unhideWhenUsed="1"/>
+    <w:lsdException w:name="Placeholder Text" w:semiHidden="1"/>
+    <w:lsdException w:name="No Spacing" w:uiPriority="1" w:qFormat="1"/>
+    <w:lsdException w:name="Light Shading" w:uiPriority="60"/>
+    <w:lsdException w:name="Light List" w:uiPriority="61"/>
+    <w:lsdException w:name="Light Grid" w:uiPriority="62"/>
+    <w:lsdException w:name="Medium Shading 1" w:uiPriority="63"/>
+    <w:lsdException w:name="Medium Shading 2" w:uiPriority="64"/>
+    <w:lsdException w:name="Medium List 1" w:uiPriority="65"/>
+    <w:lsdException w:name="Medium List 2" w:uiPriority="66"/>
+    <w:lsdException w:name="Medium Grid 1" w:uiPriority="67"/>
+    <w:lsdException w:name="Medium Grid 2" w:uiPriority="68"/>
+    <w:lsdException w:name="Medium Grid 3" w:uiPriority="69"/>
+    <w:lsdException w:name="Dark List" w:uiPriority="70"/>
+    <w:lsdException w:name="Colorful Shading" w:uiPriority="71"/>
+    <w:lsdException w:name="Colorful List" w:uiPriority="72"/>
+    <w:lsdException w:name="Colorful Grid" w:uiPriority="73"/>
+    <w:lsdException w:name="Light Shading Accent 1" w:uiPriority="60"/>
+    <w:lsdException w:name="Light List Accent 1" w:uiPriority="61"/>
+    <w:lsdException w:name="Light Grid Accent 1" w:uiPriority="62"/>
+    <w:lsdException w:name="Medium Shading 1 Accent 1" w:uiPriority="63"/>
+    <w:lsdException w:name="Medium Shading 2 Accent 1" w:uiPriority="64"/>
+    <w:lsdException w:name="Medium List 1 Accent 1" w:uiPriority="65"/>
+    <w:lsdException w:name="Revision" w:semiHidden="1"/>
+    <w:lsdException w:name="List Paragraph" w:uiPriority="34" w:qFormat="1"/>
+    <w:lsdException w:name="Quote" w:uiPriority="29" w:qFormat="1"/>
+    <w:lsdException w:name="Intense Quote" w:uiPriority="30" w:qFormat="1"/>
+    <w:lsdException w:name="Medium List 2 Accent 1" w:uiPriority="66"/>
+    <w:lsdException w:name="Medium Grid 1 Accent 1" w:uiPriority="67"/>
+    <w:lsdException w:name="Medium Grid 2 Accent 1" w:uiPriority="68"/>
+    <w:lsdException w:name="Medium Grid 3 Accent 1" w:uiPriority="69"/>
+    <w:lsdException w:name="Dark List Accent 1" w:uiPriority="70"/>
+    <w:lsdException w:name="Colorful Shading Accent 1" w:uiPriority="71"/>
+    <w:lsdException w:name="Colorful List Accent 1" w:uiPriority="72"/>
+    <w:lsdException w:name="Colorful Grid Accent 1" w:uiPriority="73"/>
+    <w:lsdException w:name="Light Shading Accent 2" w:uiPriority="60"/>
+    <w:lsdException w:name="Light List Accent 2" w:uiPriority="61"/>
+    <w:lsdException w:name="Light Grid Accent 2" w:uiPriority="62"/>
+    <w:lsdException w:name="Medium Shading 1 Accent 2" w:uiPriority="63"/>
+    <w:lsdException w:name="Medium Shading 2 Accent 2" w:uiPriority="64"/>
+    <w:lsdException w:name="Medium List 1 Accent 2" w:uiPriority="65"/>
+    <w:lsdException w:name="Medium List 2 Accent 2" w:uiPriority="66"/>
+    <w:lsdException w:name="Medium Grid 1 Accent 2" w:uiPriority="67"/>
+    <w:lsdException w:name="Medium Grid 2 Accent 2" w:uiPriority="68"/>
+    <w:lsdException w:name="Medium Grid 3 Accent 2" w:uiPriority="69"/>
+    <w:lsdException w:name="Dark List Accent 2" w:uiPriority="70"/>
+    <w:lsdException w:name="Colorful Shading Accent 2" w:uiPriority="71"/>
+    <w:lsdException w:name="Colorful List Accent 2" w:uiPriority="72"/>
+    <w:lsdException w:name="Colorful Grid Accent 2" w:uiPriority="73"/>
+    <w:lsdException w:name="Light Shading Accent 3" w:uiPriority="60"/>
+    <w:lsdException w:name="Light List Accent 3" w:uiPriority="61"/>
+    <w:lsdException w:name="Light Grid Accent 3" w:uiPriority="62"/>
+    <w:lsdException w:name="Medium Shading 1 Accent 3" w:uiPriority="63"/>
+    <w:lsdException w:name="Medium Shading 2 Accent 3" w:uiPriority="64"/>
+    <w:lsdException w:name="Medium List 1 Accent 3" w:uiPriority="65"/>
+    <w:lsdException w:name="Medium List 2 Accent 3" w:uiPriority="66"/>
+    <w:lsdException w:name="Medium Grid 1 Accent 3" w:uiPriority="67"/>
+    <w:lsdException w:name="Medium Grid 2 Accent 3" w:uiPriority="68"/>
+    <w:lsdException w:name="Medium Grid 3 Accent 3" w:uiPriority="69"/>
+    <w:lsdException w:name="Dark List Accent 3" w:uiPriority="70"/>
+    <w:lsdException w:name="Colorful Shading Accent 3" w:uiPriority="71"/>
+    <w:lsdException w:name="Colorful List Accent 3" w:uiPriority="72"/>
+    <w:lsdException w:name="Colorful Grid Accent 3" w:uiPriority="73"/>
+    <w:lsdException w:name="Light Shading Accent 4" w:uiPriority="60"/>
+    <w:lsdException w:name="Light List Accent 4" w:uiPriority="61"/>
+    <w:lsdException w:name="Light Grid Accent 4" w:uiPriority="62"/>
+    <w:lsdException w:name="Medium Shading 1 Accent 4" w:uiPriority="63"/>
+    <w:lsdException w:name="Medium Shading 2 Accent 4" w:uiPriority="64"/>
+    <w:lsdException w:name="Medium List 1 Accent 4" w:uiPriority="65"/>
+    <w:lsdException w:name="Medium List 2 Accent 4" w:uiPriority="66"/>
+    <w:lsdException w:name="Medium Grid 1 Accent 4" w:uiPriority="67"/>
+    <w:lsdException w:name="Medium Grid 2 Accent 4" w:uiPriority="68"/>
+    <w:lsdException w:name="Medium Grid 3 Accent 4" w:uiPriority="69"/>
+    <w:lsdException w:name="Dark List Accent 4" w:uiPriority="70"/>
+    <w:lsdException w:name="Colorful Shading Accent 4" w:uiPriority="71"/>
+    <w:lsdException w:name="Colorful List Accent 4" w:uiPriority="72"/>
+    <w:lsdException w:name="Colorful Grid Accent 4" w:uiPriority="73"/>
+    <w:lsdException w:name="Light Shading Accent 5" w:uiPriority="60"/>
+    <w:lsdException w:name="Light List Accent 5" w:uiPriority="61"/>
+    <w:lsdException w:name="Light Grid Accent 5" w:uiPriority="62"/>
+    <w:lsdException w:name="Medium Shading 1 Accent 5" w:uiPriority="63"/>
+    <w:lsdException w:name="Medium Shading 2 Accent 5" w:uiPriority="64"/>
+    <w:lsdException w:name="Medium List 1 Accent 5" w:uiPriority="65"/>
+    <w:lsdException w:name="Medium List 2 Accent 5" w:uiPriority="66"/>
+    <w:lsdException w:name="Medium Grid 1 Accent 5" w:uiPriority="67"/>
+    <w:lsdException w:name="Medium Grid 2 Accent 5" w:uiPriority="68"/>
+    <w:lsdException w:name="Medium Grid 3 Accent 5" w:uiPriority="69"/>
+    <w:lsdException w:name="Dark List Accent 5" w:uiPriority="70"/>
+    <w:lsdException w:name="Colorful Shading Accent 5" w:uiPriority="71"/>
+    <w:lsdException w:name="Colorful List Accent 5" w:uiPriority="72"/>
+    <w:lsdException w:name="Colorful Grid Accent 5" w:uiPriority="73"/>
+    <w:lsdException w:name="Light Shading Accent 6" w:uiPriority="60"/>
+    <w:lsdException w:name="Light List Accent 6" w:uiPriority="61"/>
+    <w:lsdException w:name="Light Grid Accent 6" w:uiPriority="62"/>
+    <w:lsdException w:name="Medium Shading 1 Accent 6" w:uiPriority="63"/>
+    <w:lsdException w:name="Medium Shading 2 Accent 6" w:uiPriority="64"/>
+    <w:lsdException w:name="Medium List 1 Accent 6" w:uiPriority="65"/>
+    <w:lsdException w:name="Medium List 2 Accent 6" w:uiPriority="66"/>
+    <w:lsdException w:name="Medium Grid 1 Accent 6" w:uiPriority="67"/>
+    <w:lsdException w:name="Medium Grid 2 Accent 6" w:uiPriority="68"/>
+    <w:lsdException w:name="Medium Grid 3 Accent 6" w:uiPriority="69"/>
+    <w:lsdException w:name="Dark List Accent 6" w:uiPriority="70"/>
+    <w:lsdException w:name="Colorful Shading Accent 6" w:uiPriority="71"/>
+    <w:lsdException w:name="Colorful List Accent 6" w:uiPriority="72"/>
+    <w:lsdException w:name="Colorful Grid Accent 6" w:uiPriority="73"/>
+    <w:lsdException w:name="Subtle Emphasis" w:uiPriority="19" w:qFormat="1"/>
+    <w:lsdException w:name="Intense Emphasis" w:uiPriority="21" w:qFormat="1"/>
+    <w:lsdException w:name="Subtle Reference" w:uiPriority="31" w:qFormat="1"/>
+    <w:lsdException w:name="Intense Reference" w:uiPriority="32" w:qFormat="1"/>
+    <w:lsdException w:name="Book Title" w:uiPriority="33" w:qFormat="1"/>
+    <w:lsdException w:name="Bibliography" w:semiHidden="1" w:uiPriority="37" w:unhideWhenUsed="1"/>
+    <w:lsdException w:name="TOC Heading" w:semiHidden="1" w:uiPriority="39" w:unhideWhenUsed="1" w:qFormat="1"/>
+    <w:lsdException w:name="Plain Table 1" w:uiPriority="41"/>
+    <w:lsdException w:name="Plain Table 2" w:uiPriority="42"/>
+    <w:lsdException w:name="Plain Table 3" w:uiPriority="43"/>
+    <w:lsdException w:name="Plain Table 4" w:uiPriority="44"/>
+    <w:lsdException w:name="Plain Table 5" w:uiPriority="45"/>
+    <w:lsdException w:name="Grid Table Light" w:uiPriority="40"/>
+    <w:lsdException w:name="Grid Table 1 Light" w:uiPriority="46"/>
+    <w:lsdException w:name="Grid Table 2" w:uiPriority="47"/>
+    <w:lsdException w:name="Grid Table 3" w:uiPriority="48"/>
+    <w:lsdException w:name="Grid Table 4" w:uiPriority="49"/>
+    <w:lsdException w:name="Grid Table 5 Dark" w:uiPriority="50"/>
+    <w:lsdException w:name="Grid Table 6 Colorful" w:uiPriority="51"/>
+    <w:lsdException w:name="Grid Table 7 Colorful" w:uiPriority="52"/>
+    <w:lsdException w:name="Grid Table 1 Light Accent 1" w:uiPriority="46"/>
+    <w:lsdException w:name="Grid Table 2 Accent 1" w:uiPriority="47"/>
+    <w:lsdException w:name="Grid Table 3 Accent 1" w:uiPriority="48"/>
+    <w:lsdException w:name="Grid Table 4 Accent 1" w:uiPriority="49"/>
+    <w:lsdException w:name="Grid Table 5 Dark Accent 1" w:uiPriority="50"/>
+    <w:lsdException w:name="Grid Table 6 Colorful Accent 1" w:uiPriority="51"/>
+    <w:lsdException w:name="Grid Table 7 Colorful Accent 1" w:uiPriority="52"/>
+    <w:lsdException w:name="Grid Table 1 Light Accent 2" w:uiPriority="46"/>
+    <w:lsdException w:name="Grid Table 2 Accent 2" w:uiPriority="47"/>
+    <w:lsdException w:name="Grid Table 3 Accent 2" w:uiPriority="48"/>
+    <w:lsdException w:name="Grid Table 4 Accent 2" w:uiPriority="49"/>
+    <w:lsdException w:name="Grid Table 5 Dark Accent 2" w:uiPriority="50"/>
+    <w:lsdException w:name="Grid Table 6 Colorful Accent 2" w:uiPriority="51"/>
+    <w:lsdException w:name="Grid Table 7 Colorful Accent 2" w:uiPriority="52"/>
+    <w:lsdException w:name="Grid Table 1 Light Accent 3" w:uiPriority="46"/>
+    <w:lsdException w:name="Grid Table 2 Accent 3" w:uiPriority="47"/>
+    <w:lsdException w:name="Grid Table 3 Accent 3" w:uiPriority="48"/>
+    <w:lsdException w:name="Grid Table 4 Accent 3" w:uiPriority="49"/>
+    <w:lsdException w:name="Grid Table 5 Dark Accent 3" w:uiPriority="50"/>
+    <w:lsdException w:name="Grid Table 6 Colorful Accent 3" w:uiPriority="51"/>
+    <w:lsdException w:name="Grid Table 7 Colorful Accent 3" w:uiPriority="52"/>
+    <w:lsdException w:name="Grid Table 1 Light Accent 4" w:uiPriority="46"/>
+    <w:lsdException w:name="Grid Table 2 Accent 4" w:uiPriority="47"/>
+    <w:lsdException w:name="Grid Table 3 Accent 4" w:uiPriority="48"/>
+    <w:lsdException w:name="Grid Table 4 Accent 4" w:uiPriority="49"/>
+    <w:lsdException w:name="Grid Table 5 Dark Accent 4" w:uiPriority="50"/>
+    <w:lsdException w:name="Grid Table 6 Colorful Accent 4" w:uiPriority="51"/>
+    <w:lsdException w:name="Grid Table 7 Colorful Accent 4" w:uiPriority="52"/>
+    <w:lsdException w:name="Grid Table 1 Light Accent 5" w:uiPriority="46"/>
+    <w:lsdException w:name="Grid Table 2 Accent 5" w:uiPriority="47"/>
+    <w:lsdException w:name="Grid Table 3 Accent 5" w:uiPriority="48"/>
+    <w:lsdException w:name="Grid Table 4 Accent 5" w:uiPriority="49"/>
+    <w:lsdException w:name="Grid Table 5 Dark Accent 5" w:uiPriority="50"/>
+    <w:lsdException w:name="Grid Table 6 Colorful Accent 5" w:uiPriority="51"/>
+    <w:lsdException w:name="Grid Table 7 Colorful Accent 5" w:uiPriority="52"/>
+    <w:lsdException w:name="Grid Table 1 Light Accent 6" w:uiPriority="46"/>
+    <w:lsdException w:name="Grid Table 2 Accent 6" w:uiPriority="47"/>
+    <w:lsdException w:name="Grid Table 3 Accent 6" w:uiPriority="48"/>
+    <w:lsdException w:name="Grid Table 4 Accent 6" w:uiPriority="49"/>
+    <w:lsdException w:name="Grid Table 5 Dark Accent 6" w:uiPriority="50"/>
+    <w:lsdException w:name="Grid Table 6 Colorful Accent 6" w:uiPriority="51"/>
+    <w:lsdException w:name="Grid Table 7 Colorful Accent 6" w:uiPriority="52"/>
+    <w:lsdException w:name="List Table 1 Light" w:uiPriority="46"/>
+    <w:lsdException w:name="List Table 2" w:uiPriority="47"/>
+    <w:lsdException w:name="List Table 3" w:uiPriority="48"/>
+    <w:lsdException w:name="List Table 4" w:uiPriority="49"/>
+    <w:lsdException w:name="List Table 5 Dark" w:uiPriority="50"/>
+    <w:lsdException w:name="List Table 6 Colorful" w:uiPriority="51"/>
+    <w:lsdException w:name="List Table 7 Colorful" w:uiPriority="52"/>
+    <w:lsdException w:name="List Table 1 Light Accent 1" w:uiPriority="46"/>
+    <w:lsdException w:name="List Table 2 Accent 1" w:uiPriority="47"/>
+    <w:lsdException w:name="List Table 3 Accent 1" w:uiPriority="48"/>
+    <w:lsdException w:name="List Table 4 Accent 1" w:uiPriority="49"/>
+    <w:lsdException w:name="List Table 5 Dark Accent 1" w:uiPriority="50"/>
+    <w:lsdException w:name="List Table 6 Colorful Accent 1" w:uiPriority="51"/>
+    <w:lsdException w:name="List Table 7 Colorful Accent 1" w:uiPriority="52"/>
+    <w:lsdException w:name="List Table 1 Light Accent 2" w:uiPriority="46"/>
+    <w:lsdException w:name="List Table 2 Accent 2" w:uiPriority="47"/>
+    <w:lsdException w:name="List Table 3 Accent 2" w:uiPriority="48"/>
+    <w:lsdException w:name="List Table 4 Accent 2" w:uiPriority="49"/>
+    <w:lsdException w:name="List Table 5 Dark Accent 2" w:uiPriority="50"/>
+    <w:lsdException w:name="List Table 6 Colorful Accent 2" w:uiPriority="51"/>
+    <w:lsdException w:name="List Table 7 Colorful Accent 2" w:uiPriority="52"/>
+    <w:lsdException w:name="List Table 1 Light Accent 3" w:uiPriority="46"/>
+    <w:lsdException w:name="List Table 2 Accent 3" w:uiPriority="47"/>
+    <w:lsdException w:name="List Table 3 Accent 3" w:uiPriority="48"/>
+    <w:lsdException w:name="List Table 4 Accent 3" w:uiPriority="49"/>
+    <w:lsdException w:name="List Table 5 Dark Accent 3" w:uiPriority="50"/>
+    <w:lsdException w:name="List Table 6 Colorful Accent 3" w:uiPriority="51"/>
+    <w:lsdException w:name="List Table 7 Colorful Accent 3" w:uiPriority="52"/>
+    <w:lsdException w:name="List Table 1 Light Accent 4" w:uiPriority="46"/>
+    <w:lsdException w:name="List Table 2 Accent 4" w:uiPriority="47"/>
+    <w:lsdException w:name="List Table 3 Accent 4" w:uiPriority="48"/>
+    <w:lsdException w:name="List Table 4 Accent 4" w:uiPriority="49"/>
+    <w:lsdException w:name="List Table 5 Dark Accent 4" w:uiPriority="50"/>
+    <w:lsdException w:name="List Table 6 Colorful Accent 4" w:uiPriority="51"/>
+    <w:lsdException w:name="List Table 7 Colorful Accent 4" w:uiPriority="52"/>
+    <w:lsdException w:name="List Table 1 Light Accent 5" w:uiPriority="46"/>
+    <w:lsdException w:name="List Table 2 Accent 5" w:uiPriority="47"/>
+    <w:lsdException w:name="List Table 3 Accent 5" w:uiPriority="48"/>
+    <w:lsdException w:name="List Table 4 Accent 5" w:uiPriority="49"/>
+    <w:lsdException w:name="List Table 5 Dark Accent 5" w:uiPriority="50"/>
+    <w:lsdException w:name="List Table 6 Colorful Accent 5" w:uiPriority="51"/>
+    <w:lsdException w:name="List Table 7 Colorful Accent 5" w:uiPriority="52"/>
+    <w:lsdException w:name="List Table 1 Light Accent 6" w:uiPriority="46"/>
+    <w:lsdException w:name="List Table 2 Accent 6" w:uiPriority="47"/>
+    <w:lsdException w:name="List Table 3 Accent 6" w:uiPriority="48"/>
+    <w:lsdException w:name="List Table 4 Accent 6" w:uiPriority="49"/>
+    <w:lsdException w:name="List Table 5 Dark Accent 6" w:uiPriority="50"/>
+    <w:lsdException w:name="List Table 6 Colorful Accent 6" w:uiPriority="51"/>
+    <w:lsdException w:name="List Table 7 Colorful Accent 6" w:uiPriority="52"/>
+    <w:lsdException w:name="Mention" w:semiHidden="1" w:unhideWhenUsed="1"/>
+    <w:lsdException w:name="Smart Hyperlink" w:semiHidden="1" w:unhideWhenUsed="1"/>
+    <w:lsdException w:name="Hashtag" w:semiHidden="1" w:unhideWhenUsed="1"/>
+    <w:lsdException w:name="Unresolved Mention" w:semiHidden="1" w:unhideWhenUsed="1"/>
+    <w:lsdException w:name="Smart Link" w:semiHidden="1" w:unhideWhenUsed="1"/>
+  </w:latentStyles>
+  <w:style w:type="paragraph" w:default="1" w:styleId="Normal">
+    <w:name w:val="Normal"/>
+    <w:qFormat/>
+  </w:style>
+  <w:style w:type="paragraph" w:styleId="Ttulo1">
     <w:name w:val="heading 1"/>
     <w:basedOn w:val="Normal"/>
     <w:next w:val="Normal"/>
+    <w:uiPriority w:val="9"/>
+    <w:qFormat/>
     <w:pPr>
-      <w:keepNext w:val="1"/>
-      <w:keepLines w:val="1"/>
-      <w:pageBreakBefore w:val="0"/>
-      <w:spacing w:after="120" w:before="480" w:lineRule="auto"/>
+      <w:keepNext/>
+      <w:keepLines/>
+      <w:spacing w:before="480" w:after="120"/>
+      <w:outlineLvl w:val="0"/>
     </w:pPr>
     <w:rPr>
-      <w:b w:val="1"/>
+      <w:b/>
       <w:sz w:val="48"/>
       <w:szCs w:val="48"/>
     </w:rPr>
   </w:style>
-  <w:style w:type="paragraph" w:styleId="Heading2">
+  <w:style w:type="paragraph" w:styleId="Ttulo2">
     <w:name w:val="heading 2"/>
     <w:basedOn w:val="Normal"/>
     <w:next w:val="Normal"/>
+    <w:uiPriority w:val="9"/>
+    <w:semiHidden/>
+    <w:unhideWhenUsed/>
+    <w:qFormat/>
     <w:pPr>
-      <w:keepNext w:val="1"/>
-      <w:keepLines w:val="1"/>
-      <w:pageBreakBefore w:val="0"/>
-      <w:spacing w:after="80" w:before="360" w:lineRule="auto"/>
+      <w:keepNext/>
+      <w:keepLines/>
+      <w:spacing w:before="360" w:after="80"/>
+      <w:outlineLvl w:val="1"/>
     </w:pPr>
     <w:rPr>
-      <w:b w:val="1"/>
+      <w:b/>
       <w:sz w:val="36"/>
       <w:szCs w:val="36"/>
     </w:rPr>
   </w:style>
-  <w:style w:type="paragraph" w:styleId="Heading3">
+  <w:style w:type="paragraph" w:styleId="Ttulo3">
     <w:name w:val="heading 3"/>
     <w:basedOn w:val="Normal"/>
     <w:next w:val="Normal"/>
+    <w:uiPriority w:val="9"/>
+    <w:semiHidden/>
+    <w:unhideWhenUsed/>
+    <w:qFormat/>
     <w:pPr>
-      <w:keepNext w:val="1"/>
-      <w:keepLines w:val="1"/>
-      <w:pageBreakBefore w:val="0"/>
-      <w:spacing w:after="80" w:before="280" w:lineRule="auto"/>
+      <w:keepNext/>
+      <w:keepLines/>
+      <w:spacing w:before="280" w:after="80"/>
+      <w:outlineLvl w:val="2"/>
     </w:pPr>
     <w:rPr>
-      <w:b w:val="1"/>
+      <w:b/>
       <w:sz w:val="28"/>
       <w:szCs w:val="28"/>
     </w:rPr>
   </w:style>
-  <w:style w:type="paragraph" w:styleId="Heading4">
+  <w:style w:type="paragraph" w:styleId="Ttulo4">
     <w:name w:val="heading 4"/>
     <w:basedOn w:val="Normal"/>
     <w:next w:val="Normal"/>
+    <w:uiPriority w:val="9"/>
+    <w:semiHidden/>
+    <w:unhideWhenUsed/>
+    <w:qFormat/>
     <w:pPr>
-      <w:keepNext w:val="1"/>
-      <w:keepLines w:val="1"/>
-      <w:pageBreakBefore w:val="0"/>
-      <w:spacing w:after="40" w:before="240" w:lineRule="auto"/>
+      <w:keepNext/>
+      <w:keepLines/>
+      <w:spacing w:before="240" w:after="40"/>
+      <w:outlineLvl w:val="3"/>
     </w:pPr>
     <w:rPr>
-      <w:b w:val="1"/>
+      <w:b/>
       <w:sz w:val="24"/>
       <w:szCs w:val="24"/>
     </w:rPr>
   </w:style>
-  <w:style w:type="paragraph" w:styleId="Heading5">
+  <w:style w:type="paragraph" w:styleId="Ttulo5">
     <w:name w:val="heading 5"/>
     <w:basedOn w:val="Normal"/>
     <w:next w:val="Normal"/>
+    <w:uiPriority w:val="9"/>
+    <w:semiHidden/>
+    <w:unhideWhenUsed/>
+    <w:qFormat/>
     <w:pPr>
-      <w:keepNext w:val="1"/>
-      <w:keepLines w:val="1"/>
-      <w:pageBreakBefore w:val="0"/>
-      <w:spacing w:after="40" w:before="220" w:lineRule="auto"/>
+      <w:keepNext/>
+      <w:keepLines/>
+      <w:spacing w:before="220" w:after="40"/>
+      <w:outlineLvl w:val="4"/>
     </w:pPr>
     <w:rPr>
-      <w:b w:val="1"/>
-      <w:sz w:val="22"/>
-      <w:szCs w:val="22"/>
+      <w:b/>
     </w:rPr>
   </w:style>
-  <w:style w:type="paragraph" w:styleId="Heading6">
+  <w:style w:type="paragraph" w:styleId="Ttulo6">
     <w:name w:val="heading 6"/>
     <w:basedOn w:val="Normal"/>
     <w:next w:val="Normal"/>
+    <w:uiPriority w:val="9"/>
+    <w:semiHidden/>
+    <w:unhideWhenUsed/>
+    <w:qFormat/>
     <w:pPr>
-      <w:keepNext w:val="1"/>
-      <w:keepLines w:val="1"/>
-      <w:pageBreakBefore w:val="0"/>
-      <w:spacing w:after="40" w:before="200" w:lineRule="auto"/>
+      <w:keepNext/>
+      <w:keepLines/>
+      <w:spacing w:before="200" w:after="40"/>
+      <w:outlineLvl w:val="5"/>
     </w:pPr>
     <w:rPr>
-      <w:b w:val="1"/>
+      <w:b/>
       <w:sz w:val="20"/>
       <w:szCs w:val="20"/>
     </w:rPr>
   </w:style>
-  <w:style w:type="paragraph" w:styleId="Title">
+  <w:style w:type="character" w:default="1" w:styleId="Fuentedeprrafopredeter">
+    <w:name w:val="Default Paragraph Font"/>
+    <w:uiPriority w:val="1"/>
+    <w:semiHidden/>
+    <w:unhideWhenUsed/>
+  </w:style>
+  <w:style w:type="table" w:default="1" w:styleId="Tablanormal">
+    <w:name w:val="Normal Table"/>
+    <w:uiPriority w:val="99"/>
+    <w:semiHidden/>
+    <w:unhideWhenUsed/>
+    <w:tblPr>
+      <w:tblInd w:w="0" w:type="dxa"/>
+      <w:tblCellMar>
+        <w:top w:w="0" w:type="dxa"/>
+        <w:left w:w="108" w:type="dxa"/>
+        <w:bottom w:w="0" w:type="dxa"/>
+        <w:right w:w="108" w:type="dxa"/>
+      </w:tblCellMar>
+    </w:tblPr>
+  </w:style>
+  <w:style w:type="numbering" w:default="1" w:styleId="Sinlista">
+    <w:name w:val="No List"/>
+    <w:uiPriority w:val="99"/>
+    <w:semiHidden/>
+    <w:unhideWhenUsed/>
+  </w:style>
+  <w:style w:type="table" w:customStyle="1" w:styleId="TableNormal">
+    <w:name w:val="Table Normal"/>
+    <w:tblPr>
+      <w:tblCellMar>
+        <w:top w:w="0" w:type="dxa"/>
+        <w:left w:w="0" w:type="dxa"/>
+        <w:bottom w:w="0" w:type="dxa"/>
+        <w:right w:w="0" w:type="dxa"/>
+      </w:tblCellMar>
+    </w:tblPr>
+  </w:style>
+  <w:style w:type="paragraph" w:styleId="Ttulo">
     <w:name w:val="Title"/>
     <w:basedOn w:val="Normal"/>
     <w:next w:val="Normal"/>
+    <w:uiPriority w:val="10"/>
+    <w:qFormat/>
     <w:pPr>
-      <w:keepNext w:val="1"/>
-      <w:keepLines w:val="1"/>
-      <w:pageBreakBefore w:val="0"/>
-      <w:spacing w:after="120" w:before="480" w:lineRule="auto"/>
+      <w:keepNext/>
+      <w:keepLines/>
+      <w:spacing w:before="480" w:after="120"/>
     </w:pPr>
     <w:rPr>
-      <w:b w:val="1"/>
+      <w:b/>
       <w:sz w:val="72"/>
       <w:szCs w:val="72"/>
     </w:rPr>
   </w:style>
-  <w:style w:type="paragraph" w:styleId="Normal" w:default="1">
-    <w:name w:val="normal"/>
-  </w:style>
-  <w:style w:type="table" w:styleId="TableNormal" w:default="1">
+  <w:style w:type="table" w:customStyle="1" w:styleId="TableNormal0">
     <w:name w:val="Table Normal"/>
-  </w:style>
-  <w:style w:type="paragraph" w:styleId="Heading1">
-    <w:name w:val="heading 1"/>
-    <w:basedOn w:val="Normal"/>
-    <w:next w:val="Normal"/>
-    <w:pPr>
-      <w:keepNext w:val="1"/>
-      <w:keepLines w:val="1"/>
-      <w:pageBreakBefore w:val="0"/>
-      <w:spacing w:after="120" w:before="480" w:lineRule="auto"/>
-    </w:pPr>
-    <w:rPr>
-      <w:b w:val="1"/>
-      <w:sz w:val="48"/>
-      <w:szCs w:val="48"/>
-    </w:rPr>
-  </w:style>
-  <w:style w:type="paragraph" w:styleId="Heading2">
-    <w:name w:val="heading 2"/>
-    <w:basedOn w:val="Normal"/>
-    <w:next w:val="Normal"/>
-    <w:pPr>
-      <w:keepNext w:val="1"/>
-      <w:keepLines w:val="1"/>
-      <w:pageBreakBefore w:val="0"/>
-      <w:spacing w:after="80" w:before="360" w:lineRule="auto"/>
-    </w:pPr>
-    <w:rPr>
-      <w:b w:val="1"/>
-      <w:sz w:val="36"/>
-      <w:szCs w:val="36"/>
-    </w:rPr>
-  </w:style>
-  <w:style w:type="paragraph" w:styleId="Heading3">
-    <w:name w:val="heading 3"/>
-    <w:basedOn w:val="Normal"/>
-    <w:next w:val="Normal"/>
-    <w:pPr>
-      <w:keepNext w:val="1"/>
-      <w:keepLines w:val="1"/>
-      <w:pageBreakBefore w:val="0"/>
-      <w:spacing w:after="80" w:before="280" w:lineRule="auto"/>
-    </w:pPr>
-    <w:rPr>
-      <w:b w:val="1"/>
-      <w:sz w:val="28"/>
-      <w:szCs w:val="28"/>
-    </w:rPr>
-  </w:style>
-  <w:style w:type="paragraph" w:styleId="Heading4">
-    <w:name w:val="heading 4"/>
-    <w:basedOn w:val="Normal"/>
-    <w:next w:val="Normal"/>
-    <w:pPr>
-      <w:keepNext w:val="1"/>
-      <w:keepLines w:val="1"/>
-      <w:pageBreakBefore w:val="0"/>
-      <w:spacing w:after="40" w:before="240" w:lineRule="auto"/>
-    </w:pPr>
-    <w:rPr>
-      <w:b w:val="1"/>
-      <w:sz w:val="24"/>
-      <w:szCs w:val="24"/>
-    </w:rPr>
-  </w:style>
-  <w:style w:type="paragraph" w:styleId="Heading5">
-    <w:name w:val="heading 5"/>
-    <w:basedOn w:val="Normal"/>
-    <w:next w:val="Normal"/>
-    <w:pPr>
-      <w:keepNext w:val="1"/>
-      <w:keepLines w:val="1"/>
-      <w:pageBreakBefore w:val="0"/>
-      <w:spacing w:after="40" w:before="220" w:lineRule="auto"/>
-    </w:pPr>
-    <w:rPr>
-      <w:b w:val="1"/>
-      <w:sz w:val="22"/>
-      <w:szCs w:val="22"/>
-    </w:rPr>
-  </w:style>
-  <w:style w:type="paragraph" w:styleId="Heading6">
-    <w:name w:val="heading 6"/>
-    <w:basedOn w:val="Normal"/>
-    <w:next w:val="Normal"/>
-    <w:pPr>
-      <w:keepNext w:val="1"/>
-      <w:keepLines w:val="1"/>
-      <w:pageBreakBefore w:val="0"/>
-      <w:spacing w:after="40" w:before="200" w:lineRule="auto"/>
-    </w:pPr>
-    <w:rPr>
-      <w:b w:val="1"/>
-      <w:sz w:val="20"/>
-      <w:szCs w:val="20"/>
-    </w:rPr>
-  </w:style>
-  <w:style w:type="paragraph" w:styleId="Title">
-    <w:name w:val="Title"/>
-    <w:basedOn w:val="Normal"/>
-    <w:next w:val="Normal"/>
-    <w:pPr>
-      <w:keepNext w:val="1"/>
-      <w:keepLines w:val="1"/>
-      <w:pageBreakBefore w:val="0"/>
-      <w:spacing w:after="120" w:before="480" w:lineRule="auto"/>
-    </w:pPr>
-    <w:rPr>
-      <w:b w:val="1"/>
-      <w:sz w:val="72"/>
-      <w:szCs w:val="72"/>
-    </w:rPr>
-  </w:style>
-  <w:style w:type="paragraph" w:styleId="Normal" w:default="1">
-    <w:name w:val="Normal"/>
-    <w:qFormat w:val="1"/>
-  </w:style>
-  <w:style w:type="character" w:styleId="Fuentedeprrafopredeter" w:default="1">
-    <w:name w:val="Default Paragraph Font"/>
-    <w:uiPriority w:val="1"/>
-    <w:semiHidden w:val="1"/>
-    <w:unhideWhenUsed w:val="1"/>
-  </w:style>
-  <w:style w:type="table" w:styleId="Tablanormal" w:default="1">
-    <w:name w:val="Normal Table"/>
-    <w:uiPriority w:val="99"/>
-    <w:semiHidden w:val="1"/>
-    <w:unhideWhenUsed w:val="1"/>
     <w:tblPr>
-      <w:tblInd w:w="0.0" w:type="dxa"/>
       <w:tblCellMar>
-        <w:top w:w="0.0" w:type="dxa"/>
-        <w:left w:w="108.0" w:type="dxa"/>
-        <w:bottom w:w="0.0" w:type="dxa"/>
-        <w:right w:w="108.0" w:type="dxa"/>
+        <w:top w:w="0" w:type="dxa"/>
+        <w:left w:w="0" w:type="dxa"/>
+        <w:bottom w:w="0" w:type="dxa"/>
+        <w:right w:w="0" w:type="dxa"/>
       </w:tblCellMar>
     </w:tblPr>
-  </w:style>
-  <w:style w:type="numbering" w:styleId="Sinlista" w:default="1">
-    <w:name w:val="No List"/>
-    <w:uiPriority w:val="99"/>
-    <w:semiHidden w:val="1"/>
-    <w:unhideWhenUsed w:val="1"/>
   </w:style>
   <w:style w:type="paragraph" w:styleId="Encabezado">
     <w:name w:val="header"/>
     <w:basedOn w:val="Normal"/>
     <w:link w:val="EncabezadoCar"/>
     <w:uiPriority w:val="99"/>
-    <w:unhideWhenUsed w:val="1"/>
+    <w:unhideWhenUsed/>
     <w:rsid w:val="007D4DA2"/>
     <w:pPr>
       <w:tabs>
@@ -736,7 +1017,7 @@
       <w:spacing w:after="0" w:line="240" w:lineRule="auto"/>
     </w:pPr>
   </w:style>
-  <w:style w:type="character" w:styleId="EncabezadoCar" w:customStyle="1">
+  <w:style w:type="character" w:customStyle="1" w:styleId="EncabezadoCar">
     <w:name w:val="Encabezado Car"/>
     <w:basedOn w:val="Fuentedeprrafopredeter"/>
     <w:link w:val="Encabezado"/>
@@ -748,7 +1029,7 @@
     <w:basedOn w:val="Normal"/>
     <w:link w:val="PiedepginaCar"/>
     <w:uiPriority w:val="99"/>
-    <w:unhideWhenUsed w:val="1"/>
+    <w:unhideWhenUsed/>
     <w:rsid w:val="007D4DA2"/>
     <w:pPr>
       <w:tabs>
@@ -758,7 +1039,7 @@
       <w:spacing w:after="0" w:line="240" w:lineRule="auto"/>
     </w:pPr>
   </w:style>
-  <w:style w:type="character" w:styleId="PiedepginaCar" w:customStyle="1">
+  <w:style w:type="character" w:customStyle="1" w:styleId="PiedepginaCar">
     <w:name w:val="Pie de página Car"/>
     <w:basedOn w:val="Fuentedeprrafopredeter"/>
     <w:link w:val="Piedepgina"/>
@@ -770,27 +1051,27 @@
     <w:basedOn w:val="Normal"/>
     <w:link w:val="TextodegloboCar"/>
     <w:uiPriority w:val="99"/>
-    <w:semiHidden w:val="1"/>
-    <w:unhideWhenUsed w:val="1"/>
+    <w:semiHidden/>
+    <w:unhideWhenUsed/>
     <w:rsid w:val="007D4DA2"/>
     <w:pPr>
       <w:spacing w:after="0" w:line="240" w:lineRule="auto"/>
     </w:pPr>
     <w:rPr>
-      <w:rFonts w:ascii="Tahoma" w:cs="Tahoma" w:hAnsi="Tahoma"/>
+      <w:rFonts w:ascii="Tahoma" w:hAnsi="Tahoma" w:cs="Tahoma"/>
       <w:sz w:val="16"/>
       <w:szCs w:val="16"/>
     </w:rPr>
   </w:style>
-  <w:style w:type="character" w:styleId="TextodegloboCar" w:customStyle="1">
+  <w:style w:type="character" w:customStyle="1" w:styleId="TextodegloboCar">
     <w:name w:val="Texto de globo Car"/>
     <w:basedOn w:val="Fuentedeprrafopredeter"/>
     <w:link w:val="Textodeglobo"/>
     <w:uiPriority w:val="99"/>
-    <w:semiHidden w:val="1"/>
+    <w:semiHidden/>
     <w:rsid w:val="007D4DA2"/>
     <w:rPr>
-      <w:rFonts w:ascii="Tahoma" w:cs="Tahoma" w:hAnsi="Tahoma"/>
+      <w:rFonts w:ascii="Tahoma" w:hAnsi="Tahoma" w:cs="Tahoma"/>
       <w:sz w:val="16"/>
       <w:szCs w:val="16"/>
     </w:rPr>
@@ -799,50 +1080,32 @@
     <w:name w:val="Normal (Web)"/>
     <w:basedOn w:val="Normal"/>
     <w:uiPriority w:val="99"/>
-    <w:semiHidden w:val="1"/>
-    <w:unhideWhenUsed w:val="1"/>
+    <w:semiHidden/>
+    <w:unhideWhenUsed/>
     <w:rsid w:val="00703D9D"/>
     <w:pPr>
-      <w:spacing w:after="100" w:afterAutospacing="1" w:before="100" w:beforeAutospacing="1" w:line="240" w:lineRule="auto"/>
+      <w:spacing w:before="100" w:beforeAutospacing="1" w:after="100" w:afterAutospacing="1" w:line="240" w:lineRule="auto"/>
     </w:pPr>
     <w:rPr>
-      <w:rFonts w:ascii="Times New Roman" w:cs="Times New Roman" w:eastAsia="Times New Roman" w:hAnsi="Times New Roman"/>
+      <w:rFonts w:ascii="Times New Roman" w:eastAsia="Times New Roman" w:hAnsi="Times New Roman" w:cs="Times New Roman"/>
       <w:sz w:val="24"/>
       <w:szCs w:val="24"/>
-      <w:lang w:eastAsia="es-CO"/>
     </w:rPr>
   </w:style>
-  <w:style w:type="paragraph" w:styleId="Subtitle">
+  <w:style w:type="paragraph" w:styleId="Subttulo">
     <w:name w:val="Subtitle"/>
     <w:basedOn w:val="Normal"/>
     <w:next w:val="Normal"/>
+    <w:uiPriority w:val="11"/>
+    <w:qFormat/>
     <w:pPr>
-      <w:keepNext w:val="1"/>
-      <w:keepLines w:val="1"/>
-      <w:pageBreakBefore w:val="0"/>
-      <w:spacing w:after="80" w:before="360" w:lineRule="auto"/>
+      <w:keepNext/>
+      <w:keepLines/>
+      <w:spacing w:before="360" w:after="80"/>
     </w:pPr>
     <w:rPr>
-      <w:rFonts w:ascii="Georgia" w:cs="Georgia" w:eastAsia="Georgia" w:hAnsi="Georgia"/>
-      <w:i w:val="1"/>
-      <w:color w:val="666666"/>
-      <w:sz w:val="48"/>
-      <w:szCs w:val="48"/>
-    </w:rPr>
-  </w:style>
-  <w:style w:type="paragraph" w:styleId="Subtitle">
-    <w:name w:val="Subtitle"/>
-    <w:basedOn w:val="Normal"/>
-    <w:next w:val="Normal"/>
-    <w:pPr>
-      <w:keepNext w:val="1"/>
-      <w:keepLines w:val="1"/>
-      <w:pageBreakBefore w:val="0"/>
-      <w:spacing w:after="80" w:before="360" w:lineRule="auto"/>
-    </w:pPr>
-    <w:rPr>
-      <w:rFonts w:ascii="Georgia" w:cs="Georgia" w:eastAsia="Georgia" w:hAnsi="Georgia"/>
-      <w:i w:val="1"/>
+      <w:rFonts w:ascii="Georgia" w:eastAsia="Georgia" w:hAnsi="Georgia" w:cs="Georgia"/>
+      <w:i/>
       <w:color w:val="666666"/>
       <w:sz w:val="48"/>
       <w:szCs w:val="48"/>
@@ -1136,17 +1399,17 @@
 </a:theme>
 </file>
 
-<file path=customXML/item1.xml><?xml version="1.0" encoding="utf-8"?>
+<file path=customXml/item1.xml><?xml version="1.0" encoding="utf-8"?>
 <go:gDocsCustomXmlDataStorage xmlns:go="http://customooxmlschemas.google.com/" xmlns:r="http://schemas.openxmlformats.org/officeDocument/2006/relationships" uri="GoogleDocsCustomDataVersion1">
   <go:docsCustomData xmlns:go="http://customooxmlschemas.google.com/" roundtripDataSignature="AMtx7mhHlMLzSjW6gjgknD/xFl+dB8lIEg==">AMUW2mXtp+aa+WTMFbV3yhlJ82zZz/oorrC3fUvY5irEFx213QhjxRyPPyX+kxClO2Ia6bnXd2m2oEuDQsTyYvW4zKpZDb2jTScIUwRRvlAHHf+4xU0PLdg=</go:docsCustomData>
 </go:gDocsCustomXmlDataStorage>
 </file>
 
-<file path=customXML/itemProps1.xml><?xml version="1.0" encoding="utf-8"?>
+<file path=customXml/itemProps1.xml><?xml version="1.0" encoding="utf-8"?>
 <ds:datastoreItem xmlns:ds="http://schemas.openxmlformats.org/officeDocument/2006/customXml" ds:itemID="{11111111-1234-1234-1234-123412341234}">
   <ds:schemaRefs>
+    <ds:schemaRef ds:uri="http://customooxmlschemas.google.com/"/>
     <ds:schemaRef ds:uri="http://schemas.openxmlformats.org/officeDocument/2006/relationships"/>
-    <ds:schemaRef ds:uri="http://customooxmlschemas.google.com/"/>
   </ds:schemaRefs>
 </ds:datastoreItem>
 </file>